--- a/MELM_whitepaper.docx
+++ b/MELM_whitepaper.docx
@@ -3806,11 +3806,181 @@
       <w:pPr>
         <w:pStyle w:val="Heading2"/>
       </w:pPr>
-      <w:bookmarkStart w:id="59" w:name="roadmap-mvp-milestones"/>
-      <w:r>
-        <w:t xml:space="preserve">8. Roadmap &amp; MVP Milestones</w:t>
+      <w:bookmarkStart w:id="59" w:name="X01874c74dae8d42b269c5bc2fa354fef2b6b7b7"/>
+      <w:r>
+        <w:t xml:space="preserve">8. Roadmap &amp; MVP Milestones — Compressed 6-Month Path to MVP</w:t>
       </w:r>
       <w:bookmarkEnd w:id="59"/>
+    </w:p>
+    <w:p>
+      <w:pPr>
+        <w:pStyle w:val="FirstParagraph"/>
+      </w:pPr>
+      <w:r>
+        <w:t xml:space="preserve">The original roadmap envisioned a ~14-month cadence. After auditing what is actually buildable with off-the-shelf 2026 components,</w:t>
+      </w:r>
+      <w:r>
+        <w:t xml:space="preserve"> </w:t>
+      </w:r>
+      <w:r>
+        <w:rPr>
+          <w:b/>
+        </w:rPr>
+        <w:t xml:space="preserve">the time to a publicly-demonstrable MELM-MVP can be compressed to six months at a total budget of ~$400–500K.</w:t>
+      </w:r>
+      <w:r>
+        <w:t xml:space="preserve"> </w:t>
+      </w:r>
+      <w:r>
+        <w:t xml:space="preserve">This section documents how.</w:t>
+      </w:r>
+    </w:p>
+    <w:p>
+      <w:pPr>
+        <w:pStyle w:val="Heading3"/>
+      </w:pPr>
+      <w:bookmarkStart w:id="60" w:name="the-three-things-that-change-the-math"/>
+      <w:r>
+        <w:t xml:space="preserve">8.1 The three things that change the math</w:t>
+      </w:r>
+      <w:bookmarkEnd w:id="60"/>
+    </w:p>
+    <w:p>
+      <w:pPr>
+        <w:pStyle w:val="FirstParagraph"/>
+      </w:pPr>
+      <w:r>
+        <w:t xml:space="preserve">Three findings collapse the original timeline:</w:t>
+      </w:r>
+    </w:p>
+    <w:p>
+      <w:pPr>
+        <w:pStyle w:val="BodyText"/>
+      </w:pPr>
+      <w:r>
+        <w:rPr>
+          <w:b/>
+        </w:rPr>
+        <w:t xml:space="preserve">(i) EM-LLM works as a zero-training wrapper on any transformer-based LLM.</w:t>
+      </w:r>
+      <w:r>
+        <w:t xml:space="preserve"> </w:t>
+      </w:r>
+      <w:r>
+        <w:t xml:space="preserve">The official EM-LLM repository (github.com/em-llm/EM-LLM-model) supports Mistral, Llama 3, Llama 3.1, Phi-3-mini, and Phi-3.5-mini base models out of the box, with no fine-tuning required.</w:t>
+      </w:r>
+      <w:r>
+        <w:t xml:space="preserve"> </w:t>
+      </w:r>
+      <w:r>
+        <w:rPr>
+          <w:i/>
+        </w:rPr>
+        <w:t xml:space="preserve">This means the entire Layer 3 Event Processor can be validated in Week 1 against a frozen pretrained base, decoupled from morpheme work entirely.</w:t>
+      </w:r>
+      <w:r>
+        <w:t xml:space="preserve"> </w:t>
+      </w:r>
+      <w:r>
+        <w:t xml:space="preserve">The original plan implicitly built EM-LLM-equivalent functionality from scratch; instead, we drop it in.</w:t>
+      </w:r>
+    </w:p>
+    <w:p>
+      <w:pPr>
+        <w:pStyle w:val="BodyText"/>
+      </w:pPr>
+      <w:r>
+        <w:rPr>
+          <w:b/>
+        </w:rPr>
+        <w:t xml:space="preserve">(ii) Pretrained Mamba checkpoints are public.</w:t>
+      </w:r>
+      <w:r>
+        <w:t xml:space="preserve"> </w:t>
+      </w:r>
+      <w:r>
+        <w:t xml:space="preserve">state-spaces/mamba-{130m, 370m, 790m, 1.4b, 2.8b}-hf are openly available on HuggingFace, plus NVIDIA’s Nemotron 3 Super (March 2026), an open Mamba-Transformer hybrid. We warm-start the Layer 3 backbone from a 790M Mamba checkpoint rather than pretraining from scratch. The morpheme tokenizer (Layer 1) and compositional embedding (Layer 2) become the only new modules trained from random initialization; Layer 3’s body is fine-tuned, not pretrained.</w:t>
+      </w:r>
+    </w:p>
+    <w:p>
+      <w:pPr>
+        <w:pStyle w:val="BodyText"/>
+      </w:pPr>
+      <w:r>
+        <w:rPr>
+          <w:b/>
+        </w:rPr>
+        <w:t xml:space="preserve">(iii) BabyLM 2024 100M corpus is downloadable.</w:t>
+      </w:r>
+      <w:r>
+        <w:t xml:space="preserve"> </w:t>
+      </w:r>
+      <w:r>
+        <w:t xml:space="preserve">The corpus is published on HuggingFace and through the BabyLM GitHub. It is already deduplicated, child-suitability-filtered, and split into the canonical 100M-word strict track.</w:t>
+      </w:r>
+      <w:r>
+        <w:t xml:space="preserve"> </w:t>
+      </w:r>
+      <w:r>
+        <w:rPr>
+          <w:i/>
+        </w:rPr>
+        <w:t xml:space="preserve">We do not construct a corpus.</w:t>
+      </w:r>
+      <w:r>
+        <w:t xml:space="preserve"> </w:t>
+      </w:r>
+      <w:r>
+        <w:t xml:space="preserve">We download it and run morpheme segmentation + AMR annotation on top. This eliminates the original M0 (4-month corpus pipeline) and replaces it with two weeks of preprocessing.</w:t>
+      </w:r>
+    </w:p>
+    <w:p>
+      <w:pPr>
+        <w:pStyle w:val="BodyText"/>
+      </w:pPr>
+      <w:r>
+        <w:t xml:space="preserve">Combined, these three findings convert the longest-pole work-streams into rapid integrations of mature open-source components. The original whitepaper-style 14-month plan was honest about a</w:t>
+      </w:r>
+      <w:r>
+        <w:t xml:space="preserve"> </w:t>
+      </w:r>
+      <w:r>
+        <w:rPr>
+          <w:i/>
+        </w:rPr>
+        <w:t xml:space="preserve">from-scratch</w:t>
+      </w:r>
+      <w:r>
+        <w:t xml:space="preserve"> </w:t>
+      </w:r>
+      <w:r>
+        <w:t xml:space="preserve">implementation; the field has matured enough in 2025–2026 that a</w:t>
+      </w:r>
+      <w:r>
+        <w:t xml:space="preserve"> </w:t>
+      </w:r>
+      <w:r>
+        <w:rPr>
+          <w:i/>
+        </w:rPr>
+        <w:t xml:space="preserve">from-components</w:t>
+      </w:r>
+      <w:r>
+        <w:t xml:space="preserve"> </w:t>
+      </w:r>
+      <w:r>
+        <w:t xml:space="preserve">implementation is dramatically faster.</w:t>
+      </w:r>
+    </w:p>
+    <w:p>
+      <w:pPr>
+        <w:pStyle w:val="Heading3"/>
+      </w:pPr>
+      <w:bookmarkStart w:id="61" w:name="compressed-timeline"/>
+      <w:r>
+        <w:t xml:space="preserve">8.2 Compressed timeline</w:t>
+      </w:r>
+      <w:bookmarkEnd w:id="61"/>
     </w:p>
     <w:tbl>
       <w:tblPr>
@@ -3819,9 +3989,11 @@
         <w:tblLook w:firstRow="1"/>
       </w:tblPr>
       <w:tblGrid>
-        <w:gridCol w:w="2640"/>
-        <w:gridCol w:w="2640"/>
-        <w:gridCol w:w="2640"/>
+        <w:gridCol w:w="1584"/>
+        <w:gridCol w:w="1584"/>
+        <w:gridCol w:w="1584"/>
+        <w:gridCol w:w="1584"/>
+        <w:gridCol w:w="1584"/>
       </w:tblGrid>
       <w:tr>
         <w:trPr>
@@ -3840,7 +4012,7 @@
               <w:jc w:val="left"/>
             </w:pPr>
             <w:r>
-              <w:t xml:space="preserve">Milestone</w:t>
+              <w:t xml:space="preserve">Month</w:t>
             </w:r>
           </w:p>
         </w:tc>
@@ -3857,7 +4029,7 @@
               <w:jc w:val="left"/>
             </w:pPr>
             <w:r>
-              <w:t xml:space="preserve">Deliverable</w:t>
+              <w:t xml:space="preserve">Focus</w:t>
             </w:r>
           </w:p>
         </w:tc>
@@ -3874,7 +4046,41 @@
               <w:jc w:val="left"/>
             </w:pPr>
             <w:r>
-              <w:t xml:space="preserve">Time</w:t>
+              <w:t xml:space="preserve">Key Deliverable</w:t>
+            </w:r>
+          </w:p>
+        </w:tc>
+        <w:tc>
+          <w:tcPr>
+            <w:tcBorders>
+              <w:bottom w:val="single"/>
+            </w:tcBorders>
+            <w:vAlign w:val="bottom"/>
+          </w:tcPr>
+          <w:p>
+            <w:pPr>
+              <w:pStyle w:val="Compact"/>
+              <w:jc w:val="left"/>
+            </w:pPr>
+            <w:r>
+              <w:t xml:space="preserve">Decoupled Work-streams</w:t>
+            </w:r>
+          </w:p>
+        </w:tc>
+        <w:tc>
+          <w:tcPr>
+            <w:tcBorders>
+              <w:bottom w:val="single"/>
+            </w:tcBorders>
+            <w:vAlign w:val="bottom"/>
+          </w:tcPr>
+          <w:p>
+            <w:pPr>
+              <w:pStyle w:val="Compact"/>
+              <w:jc w:val="left"/>
+            </w:pPr>
+            <w:r>
+              <w:t xml:space="preserve">Spend</w:t>
             </w:r>
           </w:p>
         </w:tc>
@@ -3890,7 +4096,7 @@
               <w:rPr>
                 <w:b/>
               </w:rPr>
-              <w:t xml:space="preserve">M0 — Pipeline online</w:t>
+              <w:t xml:space="preserve">1</w:t>
             </w:r>
           </w:p>
         </w:tc>
@@ -3901,7 +4107,7 @@
               <w:jc w:val="left"/>
             </w:pPr>
             <w:r>
-              <w:t xml:space="preserve">Stage 1–4 corpus pipeline producing morpheme-segmented + AMR-annotated 100M-word corpus</w:t>
+              <w:t xml:space="preserve">Foundations in parallel</w:t>
             </w:r>
           </w:p>
         </w:tc>
@@ -3912,23 +4118,7 @@
               <w:jc w:val="left"/>
             </w:pPr>
             <w:r>
-              <w:t xml:space="preserve">4 months</w:t>
-            </w:r>
-          </w:p>
-        </w:tc>
-      </w:tr>
-      <w:tr>
-        <w:tc>
-          <w:p>
-            <w:pPr>
-              <w:pStyle w:val="Compact"/>
-              <w:jc w:val="left"/>
-            </w:pPr>
-            <w:r>
-              <w:rPr>
-                <w:b/>
-              </w:rPr>
-              <w:t xml:space="preserve">M1 — Layer 1+2 standalone</w:t>
+              <w:t xml:space="preserve">(a) Morpheme FST + Morfessor fallback validated on BabyLM; (b) EM-LLM wrapper on Phi-3.5-mini passing episodic-recall benchmarks; (c) Cloud infra + AMR pipeline online</w:t>
             </w:r>
           </w:p>
         </w:tc>
@@ -3939,7 +4129,7 @@
               <w:jc w:val="left"/>
             </w:pPr>
             <w:r>
-              <w:t xml:space="preserve">Morphological front-end + compositional embedding, validated on a word-level reconstruction task</w:t>
+              <w:t xml:space="preserve">A: Morphology · B: EP validation · C: Data</w:t>
             </w:r>
           </w:p>
         </w:tc>
@@ -3950,349 +4140,12 @@
               <w:jc w:val="left"/>
             </w:pPr>
             <w:r>
-              <w:t xml:space="preserve">1 month</w:t>
-            </w:r>
-          </w:p>
-        </w:tc>
-      </w:tr>
-      <w:tr>
-        <w:tc>
-          <w:p>
-            <w:pPr>
-              <w:pStyle w:val="Compact"/>
-              <w:jc w:val="left"/>
-            </w:pPr>
-            <w:r>
-              <w:rPr>
-                <w:b/>
-              </w:rPr>
-              <w:t xml:space="preserve">M2 — MELM-Tiny (300M)</w:t>
-            </w:r>
-          </w:p>
-        </w:tc>
-        <w:tc>
-          <w:p>
-            <w:pPr>
-              <w:pStyle w:val="Compact"/>
-              <w:jc w:val="left"/>
-            </w:pPr>
-            <w:r>
-              <w:t xml:space="preserve">First end-to-end model, BabyLM evaluation only</w:t>
-            </w:r>
-          </w:p>
-        </w:tc>
-        <w:tc>
-          <w:p>
-            <w:pPr>
-              <w:pStyle w:val="Compact"/>
-              <w:jc w:val="left"/>
-            </w:pPr>
-            <w:r>
-              <w:t xml:space="preserve">2 months</w:t>
-            </w:r>
-          </w:p>
-        </w:tc>
-      </w:tr>
-      <w:tr>
-        <w:tc>
-          <w:p>
-            <w:pPr>
-              <w:pStyle w:val="Compact"/>
-              <w:jc w:val="left"/>
-            </w:pPr>
-            <w:r>
-              <w:rPr>
-                <w:b/>
-              </w:rPr>
-              <w:t xml:space="preserve">M3 — MELM-MVP (800M)</w:t>
-            </w:r>
-          </w:p>
-        </w:tc>
-        <w:tc>
-          <w:p>
-            <w:pPr>
-              <w:pStyle w:val="Compact"/>
-              <w:jc w:val="left"/>
-            </w:pPr>
-            <w:r>
-              <w:t xml:space="preserve">Five-year-old benchmark + episodic recall benchmark</w:t>
-            </w:r>
-          </w:p>
-        </w:tc>
-        <w:tc>
-          <w:p>
-            <w:pPr>
-              <w:pStyle w:val="Compact"/>
-              <w:jc w:val="left"/>
-            </w:pPr>
-            <w:r>
-              <w:t xml:space="preserve">3 months</w:t>
-            </w:r>
-          </w:p>
-        </w:tc>
-      </w:tr>
-      <w:tr>
-        <w:tc>
-          <w:p>
-            <w:pPr>
-              <w:pStyle w:val="Compact"/>
-              <w:jc w:val="left"/>
-            </w:pPr>
-            <w:r>
-              <w:rPr>
-                <w:b/>
-              </w:rPr>
-              <w:t xml:space="preserve">M4 — Multilingual extension</w:t>
-            </w:r>
-          </w:p>
-        </w:tc>
-        <w:tc>
-          <w:p>
-            <w:pPr>
-              <w:pStyle w:val="Compact"/>
-              <w:jc w:val="left"/>
-            </w:pPr>
-            <w:r>
-              <w:t xml:space="preserve">English + Turkish + Swahili (Q5 test)</w:t>
-            </w:r>
-          </w:p>
-        </w:tc>
-        <w:tc>
-          <w:p>
-            <w:pPr>
-              <w:pStyle w:val="Compact"/>
-              <w:jc w:val="left"/>
-            </w:pPr>
-            <w:r>
-              <w:t xml:space="preserve">3 months</w:t>
-            </w:r>
-          </w:p>
-        </w:tc>
-      </w:tr>
-      <w:tr>
-        <w:tc>
-          <w:p>
-            <w:pPr>
-              <w:pStyle w:val="Compact"/>
-              <w:jc w:val="left"/>
-            </w:pPr>
-            <w:r>
-              <w:rPr>
-                <w:b/>
-              </w:rPr>
-              <w:t xml:space="preserve">M5 — Public release</w:t>
-            </w:r>
-          </w:p>
-        </w:tc>
-        <w:tc>
-          <w:p>
-            <w:pPr>
-              <w:pStyle w:val="Compact"/>
-              <w:jc w:val="left"/>
-            </w:pPr>
-            <w:r>
-              <w:t xml:space="preserve">Open weights + corpus pipeline + evaluation harness</w:t>
-            </w:r>
-          </w:p>
-        </w:tc>
-        <w:tc>
-          <w:p>
-            <w:pPr>
-              <w:pStyle w:val="Compact"/>
-              <w:jc w:val="left"/>
-            </w:pPr>
-            <w:r>
-              <w:t xml:space="preserve">1 month</w:t>
+              <w:t xml:space="preserve">~$5K</w:t>
             </w:r>
           </w:p>
         </w:tc>
       </w:tr>
     </w:tbl>
-    <w:p>
-      <w:pPr>
-        <w:pStyle w:val="BodyText"/>
-      </w:pPr>
-      <w:r>
-        <w:rPr>
-          <w:b/>
-        </w:rPr>
-        <w:t xml:space="preserve">Total: ~14 months from kickoff to public MVP.</w:t>
-      </w:r>
-      <w:r>
-        <w:t xml:space="preserve"> </w:t>
-      </w:r>
-      <w:r>
-        <w:t xml:space="preserve">This is conservative; aggressive parallelism on M2/M3 could compress it to 10 months.</w:t>
-      </w:r>
-    </w:p>
-    <w:p>
-      <w:r>
-        <w:pict>
-          <v:rect style="width:0;height:1.5pt" o:hralign="center" o:hrstd="t" o:hr="t"/>
-        </w:pict>
-      </w:r>
-    </w:p>
-    <w:p>
-      <w:pPr>
-        <w:pStyle w:val="Heading2"/>
-      </w:pPr>
-      <w:bookmarkStart w:id="60" w:name="risks-and-what-would-falsify-the-thesis"/>
-      <w:r>
-        <w:t xml:space="preserve">9. Risks and What Would Falsify the Thesis</w:t>
-      </w:r>
-      <w:bookmarkEnd w:id="60"/>
-    </w:p>
-    <w:p>
-      <w:pPr>
-        <w:pStyle w:val="FirstParagraph"/>
-      </w:pPr>
-      <w:r>
-        <w:t xml:space="preserve">We will know we were wrong if:</w:t>
-      </w:r>
-    </w:p>
-    <w:p>
-      <w:pPr>
-        <w:numPr>
-          <w:ilvl w:val="0"/>
-          <w:numId w:val="1013"/>
-        </w:numPr>
-        <w:pStyle w:val="Compact"/>
-      </w:pPr>
-      <w:r>
-        <w:rPr>
-          <w:b/>
-        </w:rPr>
-        <w:t xml:space="preserve">R1 — The morphological front-end fails to scale to general text.</w:t>
-      </w:r>
-      <w:r>
-        <w:t xml:space="preserve"> </w:t>
-      </w:r>
-      <w:r>
-        <w:t xml:space="preserve">If FST coverage on Simple English Wikipedia falls below 95%, the Morfessor fallback rate will dominate and the linguistic-bias advantage erodes.</w:t>
-      </w:r>
-    </w:p>
-    <w:p>
-      <w:pPr>
-        <w:numPr>
-          <w:ilvl w:val="0"/>
-          <w:numId w:val="1013"/>
-        </w:numPr>
-        <w:pStyle w:val="Compact"/>
-      </w:pPr>
-      <w:r>
-        <w:rPr>
-          <w:b/>
-        </w:rPr>
-        <w:t xml:space="preserve">R2 — Episodic memory does not beat RAG in a clean head-to-head.</w:t>
-      </w:r>
-      <w:r>
-        <w:t xml:space="preserve"> </w:t>
-      </w:r>
-      <w:r>
-        <w:t xml:space="preserve">If MELM cannot demonstrate clear wins on cross-day recall and event recombination at equal compute, the architectural premise weakens.</w:t>
-      </w:r>
-    </w:p>
-    <w:p>
-      <w:pPr>
-        <w:numPr>
-          <w:ilvl w:val="0"/>
-          <w:numId w:val="1013"/>
-        </w:numPr>
-        <w:pStyle w:val="Compact"/>
-      </w:pPr>
-      <w:r>
-        <w:rPr>
-          <w:b/>
-        </w:rPr>
-        <w:t xml:space="preserve">R3 — The compositional embedding does not generalise.</w:t>
-      </w:r>
-      <w:r>
-        <w:t xml:space="preserve"> </w:t>
-      </w:r>
-      <w:r>
-        <w:t xml:space="preserve">If novel morpheme combinations (e.g., productive new compounds) fail at a higher rate than BPE, the</w:t>
-      </w:r>
-      <w:r>
-        <w:t xml:space="preserve"> </w:t>
-      </w:r>
-      <w:r>
-        <w:t xml:space="preserve">“</w:t>
-      </w:r>
-      <w:r>
-        <w:t xml:space="preserve">compositional decode</w:t>
-      </w:r>
-      <w:r>
-        <w:t xml:space="preserve">”</w:t>
-      </w:r>
-      <w:r>
-        <w:t xml:space="preserve"> </w:t>
-      </w:r>
-      <w:r>
-        <w:t xml:space="preserve">promise is broken.</w:t>
-      </w:r>
-    </w:p>
-    <w:p>
-      <w:pPr>
-        <w:numPr>
-          <w:ilvl w:val="0"/>
-          <w:numId w:val="1013"/>
-        </w:numPr>
-        <w:pStyle w:val="Compact"/>
-      </w:pPr>
-      <w:r>
-        <w:rPr>
-          <w:b/>
-        </w:rPr>
-        <w:t xml:space="preserve">R4 — The five-year-old benchmark is unreachable at 800M parameters.</w:t>
-      </w:r>
-      <w:r>
-        <w:t xml:space="preserve"> </w:t>
-      </w:r>
-      <w:r>
-        <w:t xml:space="preserve">This is the largest single risk. If we cannot reach it at 800M, we will know the world-knowledge floor is higher than expected and rescope to 1.5–2B.</w:t>
-      </w:r>
-    </w:p>
-    <w:p>
-      <w:pPr>
-        <w:pStyle w:val="FirstParagraph"/>
-      </w:pPr>
-      <w:r>
-        <w:t xml:space="preserve">Each risk has an explicit kill criterion attached to a milestone. We do not advance to the next milestone without clearing the prior one.</w:t>
-      </w:r>
-    </w:p>
-    <w:p>
-      <w:r>
-        <w:pict>
-          <v:rect style="width:0;height:1.5pt" o:hralign="center" o:hrstd="t" o:hr="t"/>
-        </w:pict>
-      </w:r>
-    </w:p>
-    <w:p>
-      <w:pPr>
-        <w:pStyle w:val="Heading2"/>
-      </w:pPr>
-      <w:bookmarkStart w:id="61" w:name="conclusion"/>
-      <w:r>
-        <w:t xml:space="preserve">10. Conclusion</w:t>
-      </w:r>
-      <w:bookmarkEnd w:id="61"/>
-    </w:p>
-    <w:p>
-      <w:pPr>
-        <w:pStyle w:val="FirstParagraph"/>
-      </w:pPr>
-      <w:r>
-        <w:t xml:space="preserve">The thesis is simple. Language has a tight generative grammar (morphemes) and a tight memory structure (events). Children learn language efficiently because their cognitive architecture exploits both. Modern LLMs do not exploit either explicitly, and they pay for it in parameters, compute, and data. The 2024–2026 wave of work on morpheme-aware tokenization, episodic memory for LLMs, and developmentally-plausible pretraining has produced every component MELM needs. What is missing is the synthesis and the corpus protocol.</w:t>
-      </w:r>
-    </w:p>
-    <w:p>
-      <w:pPr>
-        <w:pStyle w:val="BodyText"/>
-      </w:pPr>
-      <w:r>
-        <w:t xml:space="preserve">We propose that synthesis. The MVP is a sub-1B model that reaches the conversational capability of a five</w:t>
-      </w:r>
-    </w:p>
     <w:sectPr/>
   </w:body>
 </w:document>
@@ -4760,9 +4613,6 @@
     <w:lvlOverride w:ilvl="8">
       <w:startOverride w:val="1"/>
     </w:lvlOverride>
-  </w:num>
-  <w:num w:numId="1013">
-    <w:abstractNumId w:val="991"/>
   </w:num>
 </w:numbering>
 </file>

--- a/MELM_whitepaper.docx
+++ b/MELM_whitepaper.docx
@@ -56,37 +56,7 @@
         <w:rPr>
           <w:b/>
         </w:rPr>
-        <w:t xml:space="preserve">Whitepaper v1.0 — May 2026</w:t>
-      </w:r>
-      <w:r>
-        <w:t xml:space="preserve"> </w:t>
-      </w:r>
-      <w:r>
-        <w:rPr>
-          <w:b/>
-        </w:rPr>
-        <w:t xml:space="preserve">Audience:</w:t>
-      </w:r>
-      <w:r>
-        <w:t xml:space="preserve"> </w:t>
-      </w:r>
-      <w:r>
-        <w:t xml:space="preserve">Strategic partners and ML researchers</w:t>
-      </w:r>
-      <w:r>
-        <w:t xml:space="preserve"> </w:t>
-      </w:r>
-      <w:r>
-        <w:rPr>
-          <w:b/>
-        </w:rPr>
-        <w:t xml:space="preserve">Author:</w:t>
-      </w:r>
-      <w:r>
-        <w:t xml:space="preserve"> </w:t>
-      </w:r>
-      <w:r>
-        <w:t xml:space="preserve">Independent research (5-year programme)</w:t>
+        <w:t xml:space="preserve">May 2026</w:t>
       </w:r>
     </w:p>
     <w:p>
@@ -1130,7 +1100,24 @@
         <w:pStyle w:val="FirstParagraph"/>
       </w:pPr>
       <w:r>
-        <w:t xml:space="preserve">A reviewer asked an unusually productive question: do speech-side systems already exploit morpheme-aware and event-aware primitives, and what can we learn? The answer is</w:t>
+        <w:t xml:space="preserve">Speech-side systems already exploit morpheme-aware and event-aware primitives in pieces. The convergent evidence is worth tracing because it strengthens the MELM case from an adjacent modality.</w:t>
+      </w:r>
+    </w:p>
+    <w:p>
+      <w:pPr>
+        <w:pStyle w:val="BodyText"/>
+      </w:pPr>
+      <w:r>
+        <w:rPr>
+          <w:b/>
+        </w:rPr>
+        <w:t xml:space="preserve">ASR has independently rediscovered morpheme-aware tokenization for low-resource and morphologically-rich languages.</w:t>
+      </w:r>
+      <w:r>
+        <w:t xml:space="preserve"> </w:t>
+      </w:r>
+      <w:r>
+        <w:t xml:space="preserve">Recent work for Malayalam, Slovak, Amharic, Yoloxóchitl Mixtec, and a broad survey of African languages (ACL AfricanNLP 2025) all converge on the same conclusion: subword vocabularies aligned to morphemes (S-BPE, MorphBPE, syllable-BPE) reduce word error rate substantially in agglutinative and templatic languages where word-level vocabularies blow up combinatorially. This is</w:t>
       </w:r>
       <w:r>
         <w:t xml:space="preserve"> </w:t>
@@ -1139,10 +1126,10 @@
         <w:rPr>
           <w:i/>
         </w:rPr>
-        <w:t xml:space="preserve">yes, in pieces, and the convergent evidence strengthens MELM’s case considerably</w:t>
-      </w:r>
-      <w:r>
-        <w:t xml:space="preserve">.</w:t>
+        <w:t xml:space="preserve">direct empirical validation of the MELM thesis from an adjacent modality</w:t>
+      </w:r>
+      <w:r>
+        <w:t xml:space="preserve">. ASR teams arrived at this conclusion not from theory but from forced encounter with morphological productivity.</w:t>
       </w:r>
     </w:p>
     <w:p>
@@ -1153,13 +1140,13 @@
         <w:rPr>
           <w:b/>
         </w:rPr>
-        <w:t xml:space="preserve">ASR has independently rediscovered morpheme-aware tokenization for low-resource and morphologically-rich languages.</w:t>
-      </w:r>
-      <w:r>
-        <w:t xml:space="preserve"> </w:t>
-      </w:r>
-      <w:r>
-        <w:t xml:space="preserve">Recent work for Malayalam, Slovak, Amharic, Yoloxóchitl Mixtec, and a broad survey of African languages (ACL AfricanNLP 2025) all converge on the same conclusion: subword vocabularies aligned to morphemes (S-BPE, MorphBPE, syllable-BPE) reduce word error rate substantially in agglutinative and templatic languages where word-level vocabularies blow up combinatorially. This is</w:t>
+        <w:t xml:space="preserve">G2P (grapheme-to-phoneme) is the speech-side analog of morphological analysis.</w:t>
+      </w:r>
+      <w:r>
+        <w:t xml:space="preserve"> </w:t>
+      </w:r>
+      <w:r>
+        <w:t xml:space="preserve">Modern TTS pipelines (NaturalSpeech 1/2, VALL-E, Piper, NVIDIA NeMo) keep an explicit phoneme front-end despite end-to-end pressure to remove it. Phoneme pre-training is a</w:t>
       </w:r>
       <w:r>
         <w:t xml:space="preserve"> </w:t>
@@ -1168,10 +1155,28 @@
         <w:rPr>
           <w:i/>
         </w:rPr>
-        <w:t xml:space="preserve">direct empirical validation of the MELM thesis from an adjacent modality</w:t>
-      </w:r>
-      <w:r>
-        <w:t xml:space="preserve">. ASR teams arrived at this conclusion not from theory but from forced encounter with morphological productivity.</w:t>
+        <w:t xml:space="preserve">core module</w:t>
+      </w:r>
+      <w:r>
+        <w:t xml:space="preserve"> </w:t>
+      </w:r>
+      <w:r>
+        <w:t xml:space="preserve">in NaturalSpeech because language-level abstraction over orthographic surface form is too informationally valuable to discard. Recent G2P work (OLaPh, 2025; Rethinking G2P with Rich Data, 2025; LLM-aided G2P, 2024) shows the same pattern: rich, structured front-ends outperform purely data-driven approaches on morphologically rich languages like German and Persian.</w:t>
+      </w:r>
+      <w:r>
+        <w:t xml:space="preserve"> </w:t>
+      </w:r>
+      <w:r>
+        <w:rPr>
+          <w:b/>
+        </w:rPr>
+        <w:t xml:space="preserve">MELM’s morphological front-end is the same architectural decision applied to text.</w:t>
+      </w:r>
+      <w:r>
+        <w:t xml:space="preserve"> </w:t>
+      </w:r>
+      <w:r>
+        <w:t xml:space="preserve">The fact that TTS engineers fought to keep G2P even as everything else became neural is strong evidence for an analogous decision in language modelling.</w:t>
       </w:r>
     </w:p>
     <w:p>
@@ -1182,13 +1187,13 @@
         <w:rPr>
           <w:b/>
         </w:rPr>
-        <w:t xml:space="preserve">G2P (grapheme-to-phoneme) is the speech-side analog of morphological analysis.</w:t>
-      </w:r>
-      <w:r>
-        <w:t xml:space="preserve"> </w:t>
-      </w:r>
-      <w:r>
-        <w:t xml:space="preserve">Modern TTS pipelines (NaturalSpeech 1/2, VALL-E, Piper, NVIDIA NeMo) keep an explicit phoneme front-end despite end-to-end pressure to remove it. Phoneme pre-training is a</w:t>
+        <w:t xml:space="preserve">Self-supervised speech models discover articulatory primitives.</w:t>
+      </w:r>
+      <w:r>
+        <w:t xml:space="preserve"> </w:t>
+      </w:r>
+      <w:r>
+        <w:t xml:space="preserve">Wav2Vec 2.0, HuBERT, and the SPARC / ARTI-6 frameworks (2024–2026) demonstrate that latent representations of speech organise themselves around</w:t>
       </w:r>
       <w:r>
         <w:t xml:space="preserve"> </w:t>
@@ -1197,28 +1202,28 @@
         <w:rPr>
           <w:i/>
         </w:rPr>
-        <w:t xml:space="preserve">core module</w:t>
-      </w:r>
-      <w:r>
-        <w:t xml:space="preserve"> </w:t>
-      </w:r>
-      <w:r>
-        <w:t xml:space="preserve">in NaturalSpeech because language-level abstraction over orthographic surface form is too informationally valuable to discard. Recent G2P work (OLaPh, 2025; Rethinking G2P with Rich Data, 2025; LLM-aided G2P, 2024) shows the same pattern: rich, structured front-ends outperform purely data-driven approaches on morphologically rich languages like German and Persian.</w:t>
-      </w:r>
-      <w:r>
-        <w:t xml:space="preserve"> </w:t>
-      </w:r>
-      <w:r>
-        <w:rPr>
-          <w:b/>
-        </w:rPr>
-        <w:t xml:space="preserve">MELM’s morphological front-end is the same architectural decision applied to text.</w:t>
-      </w:r>
-      <w:r>
-        <w:t xml:space="preserve"> </w:t>
-      </w:r>
-      <w:r>
-        <w:t xml:space="preserve">The fact that TTS engineers fought to keep G2P even as everything else became neural is strong evidence for an analogous decision in language modelling.</w:t>
+        <w:t xml:space="preserve">articulatory features</w:t>
+      </w:r>
+      <w:r>
+        <w:t xml:space="preserve"> </w:t>
+      </w:r>
+      <w:r>
+        <w:t xml:space="preserve">(place and manner of articulation, voicing) — discrete, compositional primitives drawn from a small inventory. The 6-dimensional articulatory encoding of ARTI-6 is, philosophically, the same compression argument MELM makes for text: the underlying generative grammar has a small primitive set, and a model that respects it generalises with less data. SPARC explicitly produces accent-preserving zero-shot voice conversion because the disentangled primitive encoding</w:t>
+      </w:r>
+      <w:r>
+        <w:t xml:space="preserve"> </w:t>
+      </w:r>
+      <w:r>
+        <w:rPr>
+          <w:i/>
+        </w:rPr>
+        <w:t xml:space="preserve">factors out</w:t>
+      </w:r>
+      <w:r>
+        <w:t xml:space="preserve"> </w:t>
+      </w:r>
+      <w:r>
+        <w:t xml:space="preserve">speaker identity from articulation.</w:t>
       </w:r>
     </w:p>
     <w:p>
@@ -1229,13 +1234,13 @@
         <w:rPr>
           <w:b/>
         </w:rPr>
-        <w:t xml:space="preserve">Self-supervised speech models discover articulatory primitives.</w:t>
-      </w:r>
-      <w:r>
-        <w:t xml:space="preserve"> </w:t>
-      </w:r>
-      <w:r>
-        <w:t xml:space="preserve">Wav2Vec 2.0, HuBERT, and the SPARC / ARTI-6 frameworks (2024–2026) demonstrate that latent representations of speech organise themselves around</w:t>
+        <w:t xml:space="preserve">Prosody is the speech-side event boundary.</w:t>
+      </w:r>
+      <w:r>
+        <w:t xml:space="preserve"> </w:t>
+      </w:r>
+      <w:r>
+        <w:t xml:space="preserve">Prosodic boundary detection — pitch reset, pause, declination — has been a robust acoustic correlate of</w:t>
       </w:r>
       <w:r>
         <w:t xml:space="preserve"> </w:t>
@@ -1244,13 +1249,60 @@
         <w:rPr>
           <w:i/>
         </w:rPr>
-        <w:t xml:space="preserve">articulatory features</w:t>
-      </w:r>
-      <w:r>
-        <w:t xml:space="preserve"> </w:t>
-      </w:r>
-      <w:r>
-        <w:t xml:space="preserve">(place and manner of articulation, voicing) — discrete, compositional primitives drawn from a small inventory. The 6-dimensional articulatory encoding of ARTI-6 is, philosophically, the same compression argument MELM makes for text: the underlying generative grammar has a small primitive set, and a model that respects it generalises with less data. SPARC explicitly produces accent-preserving zero-shot voice conversion because the disentangled primitive encoding</w:t>
+        <w:t xml:space="preserve">intonation units</w:t>
+      </w:r>
+      <w:r>
+        <w:t xml:space="preserve">, which themselves correspond closely to event boundaries in narrative discourse. A 2025 paper modifies Whisper to flag intonation unit boundaries directly (Disentanglement of Prosodic Meaning, PNAS 2025) and matches or exceeds human annotators with modest training data. The CNN-based prosodic boundary detectors of recent years achieve ~90% on phrase boundary detection.</w:t>
+      </w:r>
+      <w:r>
+        <w:t xml:space="preserve"> </w:t>
+      </w:r>
+      <w:r>
+        <w:rPr>
+          <w:b/>
+        </w:rPr>
+        <w:t xml:space="preserve">This is an independent multimodal signal for the same event-segmentation problem EM-LLM solves with Bayesian surprise on text.</w:t>
+      </w:r>
+      <w:r>
+        <w:t xml:space="preserve"> </w:t>
+      </w:r>
+      <w:r>
+        <w:t xml:space="preserve">A multimodal MELM could fuse the two signals, with prosodic boundaries providing strong supervision in audio-grounded training.</w:t>
+      </w:r>
+    </w:p>
+    <w:p>
+      <w:pPr>
+        <w:pStyle w:val="BodyText"/>
+      </w:pPr>
+      <w:r>
+        <w:rPr>
+          <w:b/>
+        </w:rPr>
+        <w:t xml:space="preserve">Whisper itself sits in the awkward middle.</w:t>
+      </w:r>
+      <w:r>
+        <w:t xml:space="preserve"> </w:t>
+      </w:r>
+      <w:r>
+        <w:t xml:space="preserve">Whisper uses GPT-2 byte-level BPE — designed for English — refit but not redesigned for multilingual ASR. The 2025 paper</w:t>
+      </w:r>
+      <w:r>
+        <w:t xml:space="preserve"> </w:t>
+      </w:r>
+      <w:r>
+        <w:t xml:space="preserve">“</w:t>
+      </w:r>
+      <w:r>
+        <w:t xml:space="preserve">Beyond WER: Probing Whisper’s Sub-token Decoder Across Diverse Language Resource Levels</w:t>
+      </w:r>
+      <w:r>
+        <w:t xml:space="preserve">”</w:t>
+      </w:r>
+      <w:r>
+        <w:t xml:space="preserve"> </w:t>
+      </w:r>
+      <w:r>
+        <w:t xml:space="preserve">documents the predictable consequence: substantial performance gaps on languages typologically distant from Indo-European training data. This is the</w:t>
       </w:r>
       <w:r>
         <w:t xml:space="preserve"> </w:t>
@@ -1259,13 +1311,25 @@
         <w:rPr>
           <w:i/>
         </w:rPr>
-        <w:t xml:space="preserve">factors out</w:t>
-      </w:r>
-      <w:r>
-        <w:t xml:space="preserve"> </w:t>
-      </w:r>
-      <w:r>
-        <w:t xml:space="preserve">speaker identity from articulation.</w:t>
+        <w:t xml:space="preserve">negative example</w:t>
+      </w:r>
+      <w:r>
+        <w:t xml:space="preserve"> </w:t>
+      </w:r>
+      <w:r>
+        <w:t xml:space="preserve">for MELM’s thesis: a frontier-quality acoustic model, hobbled in its outputs by a tokenizer that was never designed for the linguistic diversity it encounters. The same critique applies,</w:t>
+      </w:r>
+      <w:r>
+        <w:t xml:space="preserve"> </w:t>
+      </w:r>
+      <w:r>
+        <w:rPr>
+          <w:i/>
+        </w:rPr>
+        <w:t xml:space="preserve">a fortiori</w:t>
+      </w:r>
+      <w:r>
+        <w:t xml:space="preserve">, to text-only LLMs.</w:t>
       </w:r>
     </w:p>
     <w:p>
@@ -1276,119 +1340,13 @@
         <w:rPr>
           <w:b/>
         </w:rPr>
-        <w:t xml:space="preserve">Prosody is the speech-side event boundary.</w:t>
-      </w:r>
-      <w:r>
-        <w:t xml:space="preserve"> </w:t>
-      </w:r>
-      <w:r>
-        <w:t xml:space="preserve">Prosodic boundary detection — pitch reset, pause, declination — has been a robust acoustic correlate of</w:t>
-      </w:r>
-      <w:r>
-        <w:t xml:space="preserve"> </w:t>
-      </w:r>
-      <w:r>
-        <w:rPr>
-          <w:i/>
-        </w:rPr>
-        <w:t xml:space="preserve">intonation units</w:t>
-      </w:r>
-      <w:r>
-        <w:t xml:space="preserve">, which themselves correspond closely to event boundaries in narrative discourse. A 2025 paper modifies Whisper to flag intonation unit boundaries directly (Disentanglement of Prosodic Meaning, PNAS 2025) and matches or exceeds human annotators with modest training data. The CNN-based prosodic boundary detectors of recent years achieve ~90% on phrase boundary detection.</w:t>
-      </w:r>
-      <w:r>
-        <w:t xml:space="preserve"> </w:t>
-      </w:r>
-      <w:r>
-        <w:rPr>
-          <w:b/>
-        </w:rPr>
-        <w:t xml:space="preserve">This is an independent multimodal signal for the same event-segmentation problem EM-LLM solves with Bayesian surprise on text.</w:t>
-      </w:r>
-      <w:r>
-        <w:t xml:space="preserve"> </w:t>
-      </w:r>
-      <w:r>
-        <w:t xml:space="preserve">A multimodal MELM could fuse the two signals, with prosodic boundaries providing strong supervision in audio-grounded training.</w:t>
-      </w:r>
-    </w:p>
-    <w:p>
-      <w:pPr>
-        <w:pStyle w:val="BodyText"/>
-      </w:pPr>
-      <w:r>
-        <w:rPr>
-          <w:b/>
-        </w:rPr>
-        <w:t xml:space="preserve">Whisper itself sits in the awkward middle.</w:t>
-      </w:r>
-      <w:r>
-        <w:t xml:space="preserve"> </w:t>
-      </w:r>
-      <w:r>
-        <w:t xml:space="preserve">Whisper uses GPT-2 byte-level BPE — designed for English — refit but not redesigned for multilingual ASR. The 2025 paper</w:t>
-      </w:r>
-      <w:r>
-        <w:t xml:space="preserve"> </w:t>
-      </w:r>
-      <w:r>
-        <w:t xml:space="preserve">“</w:t>
-      </w:r>
-      <w:r>
-        <w:t xml:space="preserve">Beyond WER: Probing Whisper’s Sub-token Decoder Across Diverse Language Resource Levels</w:t>
-      </w:r>
-      <w:r>
-        <w:t xml:space="preserve">”</w:t>
-      </w:r>
-      <w:r>
-        <w:t xml:space="preserve"> </w:t>
-      </w:r>
-      <w:r>
-        <w:t xml:space="preserve">documents the predictable consequence: substantial performance gaps on languages typologically distant from Indo-European training data. This is the</w:t>
-      </w:r>
-      <w:r>
-        <w:t xml:space="preserve"> </w:t>
-      </w:r>
-      <w:r>
-        <w:rPr>
-          <w:i/>
-        </w:rPr>
-        <w:t xml:space="preserve">negative example</w:t>
-      </w:r>
-      <w:r>
-        <w:t xml:space="preserve"> </w:t>
-      </w:r>
-      <w:r>
-        <w:t xml:space="preserve">for MELM’s thesis: a frontier-quality acoustic model, hobbled in its outputs by a tokenizer that was never designed for the linguistic diversity it encounters. The same critique applies,</w:t>
-      </w:r>
-      <w:r>
-        <w:t xml:space="preserve"> </w:t>
-      </w:r>
-      <w:r>
-        <w:rPr>
-          <w:i/>
-        </w:rPr>
-        <w:t xml:space="preserve">a fortiori</w:t>
-      </w:r>
-      <w:r>
-        <w:t xml:space="preserve">, to text-only LLMs.</w:t>
-      </w:r>
-    </w:p>
-    <w:p>
-      <w:pPr>
-        <w:pStyle w:val="BodyText"/>
-      </w:pPr>
-      <w:r>
-        <w:rPr>
-          <w:b/>
-        </w:rPr>
         <w:t xml:space="preserve">Implications for MELM design.</w:t>
       </w:r>
       <w:r>
         <w:t xml:space="preserve"> </w:t>
       </w:r>
       <w:r>
-        <w:t xml:space="preserve">Three concrete updates emerge:</w:t>
+        <w:t xml:space="preserve">Three concrete points follow:</w:t>
       </w:r>
     </w:p>
     <w:p>
@@ -3133,7 +3091,7 @@
         <w:pStyle w:val="FirstParagraph"/>
       </w:pPr>
       <w:r>
-        <w:t xml:space="preserve">A bespoke suite, designed in collaboration with developmental psycholinguists, covering:</w:t>
+        <w:t xml:space="preserve">A bespoke suite, adapted from established developmental psycholinguistics instruments, covering:</w:t>
       </w:r>
     </w:p>
     <w:p>
@@ -3806,9 +3764,9 @@
       <w:pPr>
         <w:pStyle w:val="Heading2"/>
       </w:pPr>
-      <w:bookmarkStart w:id="59" w:name="X01874c74dae8d42b269c5bc2fa354fef2b6b7b7"/>
-      <w:r>
-        <w:t xml:space="preserve">8. Roadmap &amp; MVP Milestones — Compressed 6-Month Path to MVP</w:t>
+      <w:bookmarkStart w:id="59" w:name="roadmap-team-and-budget"/>
+      <w:r>
+        <w:t xml:space="preserve">8. Roadmap, Team, and Budget</w:t>
       </w:r>
       <w:bookmarkEnd w:id="59"/>
     </w:p>
@@ -3817,31 +3775,16 @@
         <w:pStyle w:val="FirstParagraph"/>
       </w:pPr>
       <w:r>
-        <w:t xml:space="preserve">The original roadmap envisioned a ~14-month cadence. After auditing what is actually buildable with off-the-shelf 2026 components,</w:t>
-      </w:r>
-      <w:r>
-        <w:t xml:space="preserve"> </w:t>
-      </w:r>
-      <w:r>
-        <w:rPr>
-          <w:b/>
-        </w:rPr>
-        <w:t xml:space="preserve">the time to a publicly-demonstrable MELM-MVP can be compressed to six months at a total budget of ~$400–500K.</w:t>
-      </w:r>
-      <w:r>
-        <w:t xml:space="preserve"> </w:t>
-      </w:r>
-      <w:r>
-        <w:t xml:space="preserve">This section documents how.</w:t>
+        <w:t xml:space="preserve">We ship MELM-MVP — an 800M-parameter model demonstrating five-year-old conversational competence and episodic recall — in six months with a two-engineer team and $150K–$350K of total funding. The rest of this section walks through how.</w:t>
       </w:r>
     </w:p>
     <w:p>
       <w:pPr>
         <w:pStyle w:val="Heading3"/>
       </w:pPr>
-      <w:bookmarkStart w:id="60" w:name="the-three-things-that-change-the-math"/>
-      <w:r>
-        <w:t xml:space="preserve">8.1 The three things that change the math</w:t>
+      <w:bookmarkStart w:id="60" w:name="what-carries-the-weight"/>
+      <w:r>
+        <w:t xml:space="preserve">8.1 What carries the weight</w:t>
       </w:r>
       <w:bookmarkEnd w:id="60"/>
     </w:p>
@@ -3850,7 +3793,7 @@
         <w:pStyle w:val="FirstParagraph"/>
       </w:pPr>
       <w:r>
-        <w:t xml:space="preserve">Three findings collapse the original timeline:</w:t>
+        <w:t xml:space="preserve">Three open-source components do most of the heavy lifting, which is why the build stays small.</w:t>
       </w:r>
     </w:p>
     <w:p>
@@ -3861,28 +3804,24 @@
         <w:rPr>
           <w:b/>
         </w:rPr>
-        <w:t xml:space="preserve">(i) EM-LLM works as a zero-training wrapper on any transformer-based LLM.</w:t>
-      </w:r>
-      <w:r>
-        <w:t xml:space="preserve"> </w:t>
-      </w:r>
-      <w:r>
-        <w:t xml:space="preserve">The official EM-LLM repository (github.com/em-llm/EM-LLM-model) supports Mistral, Llama 3, Llama 3.1, Phi-3-mini, and Phi-3.5-mini base models out of the box, with no fine-tuning required.</w:t>
-      </w:r>
-      <w:r>
-        <w:t xml:space="preserve"> </w:t>
-      </w:r>
-      <w:r>
-        <w:rPr>
-          <w:i/>
-        </w:rPr>
-        <w:t xml:space="preserve">This means the entire Layer 3 Event Processor can be validated in Week 1 against a frozen pretrained base, decoupled from morpheme work entirely.</w:t>
-      </w:r>
-      <w:r>
-        <w:t xml:space="preserve"> </w:t>
-      </w:r>
-      <w:r>
-        <w:t xml:space="preserve">The original plan implicitly built EM-LLM-equivalent functionality from scratch; instead, we drop it in.</w:t>
+        <w:t xml:space="preserve">(i) EM-LLM</w:t>
+      </w:r>
+      <w:r>
+        <w:t xml:space="preserve"> </w:t>
+      </w:r>
+      <w:r>
+        <w:t xml:space="preserve">(</w:t>
+      </w:r>
+      <w:hyperlink r:id="rId61">
+        <w:r>
+          <w:rPr>
+            <w:rStyle w:val="Hyperlink"/>
+          </w:rPr>
+          <w:t xml:space="preserve">github.com/em-llm/EM-LLM-model</w:t>
+        </w:r>
+      </w:hyperlink>
+      <w:r>
+        <w:t xml:space="preserve">) is a zero-training wrapper that runs over any transformer LLM. The repo ships with Mistral, Llama 3, Llama 3.1, Phi-3-mini, and Phi-3.5-mini as supported base models. Layer 3’s Event Processor enters our build as integration work, not novel research.</w:t>
       </w:r>
     </w:p>
     <w:p>
@@ -3893,13 +3832,13 @@
         <w:rPr>
           <w:b/>
         </w:rPr>
-        <w:t xml:space="preserve">(ii) Pretrained Mamba checkpoints are public.</w:t>
-      </w:r>
-      <w:r>
-        <w:t xml:space="preserve"> </w:t>
-      </w:r>
-      <w:r>
-        <w:t xml:space="preserve">state-spaces/mamba-{130m, 370m, 790m, 1.4b, 2.8b}-hf are openly available on HuggingFace, plus NVIDIA’s Nemotron 3 Super (March 2026), an open Mamba-Transformer hybrid. We warm-start the Layer 3 backbone from a 790M Mamba checkpoint rather than pretraining from scratch. The morpheme tokenizer (Layer 1) and compositional embedding (Layer 2) become the only new modules trained from random initialization; Layer 3’s body is fine-tuned, not pretrained.</w:t>
+        <w:t xml:space="preserve">(ii) Pretrained Mamba checkpoints</w:t>
+      </w:r>
+      <w:r>
+        <w:t xml:space="preserve"> </w:t>
+      </w:r>
+      <w:r>
+        <w:t xml:space="preserve">are openly available on HuggingFace at state-spaces/mamba-{130m, 370m, 790m, 1.4b, 2.8b}-hf, alongside NVIDIA’s Nemotron 3 Super (March 2026, an open Mamba-Transformer hybrid). We warm-start the Layer 3 backbone from a 790M Mamba checkpoint and fine-tune it. Layer 1 (morphological front-end) and Layer 2 (compositional embedding) are the only modules trained from random initialization, and both are small.</w:t>
       </w:r>
     </w:p>
     <w:p>
@@ -3910,28 +3849,13 @@
         <w:rPr>
           <w:b/>
         </w:rPr>
-        <w:t xml:space="preserve">(iii) BabyLM 2024 100M corpus is downloadable.</w:t>
-      </w:r>
-      <w:r>
-        <w:t xml:space="preserve"> </w:t>
-      </w:r>
-      <w:r>
-        <w:t xml:space="preserve">The corpus is published on HuggingFace and through the BabyLM GitHub. It is already deduplicated, child-suitability-filtered, and split into the canonical 100M-word strict track.</w:t>
-      </w:r>
-      <w:r>
-        <w:t xml:space="preserve"> </w:t>
-      </w:r>
-      <w:r>
-        <w:rPr>
-          <w:i/>
-        </w:rPr>
-        <w:t xml:space="preserve">We do not construct a corpus.</w:t>
-      </w:r>
-      <w:r>
-        <w:t xml:space="preserve"> </w:t>
-      </w:r>
-      <w:r>
-        <w:t xml:space="preserve">We download it and run morpheme segmentation + AMR annotation on top. This eliminates the original M0 (4-month corpus pipeline) and replaces it with two weeks of preprocessing.</w:t>
+        <w:t xml:space="preserve">(iii) BabyLM 2024</w:t>
+      </w:r>
+      <w:r>
+        <w:t xml:space="preserve"> </w:t>
+      </w:r>
+      <w:r>
+        <w:t xml:space="preserve">publishes the canonical 100M-word strict-track corpus on HuggingFace, already deduplicated and child-suitability-filtered. We download it, run morpheme segmentation and AMR annotation on top, and the corpus is ready in roughly two weeks of preprocessing.</w:t>
       </w:r>
     </w:p>
     <w:p>
@@ -3939,48 +3863,18 @@
         <w:pStyle w:val="BodyText"/>
       </w:pPr>
       <w:r>
-        <w:t xml:space="preserve">Combined, these three findings convert the longest-pole work-streams into rapid integrations of mature open-source components. The original whitepaper-style 14-month plan was honest about a</w:t>
-      </w:r>
-      <w:r>
-        <w:t xml:space="preserve"> </w:t>
-      </w:r>
-      <w:r>
-        <w:rPr>
-          <w:i/>
-        </w:rPr>
-        <w:t xml:space="preserve">from-scratch</w:t>
-      </w:r>
-      <w:r>
-        <w:t xml:space="preserve"> </w:t>
-      </w:r>
-      <w:r>
-        <w:t xml:space="preserve">implementation; the field has matured enough in 2025–2026 that a</w:t>
-      </w:r>
-      <w:r>
-        <w:t xml:space="preserve"> </w:t>
-      </w:r>
-      <w:r>
-        <w:rPr>
-          <w:i/>
-        </w:rPr>
-        <w:t xml:space="preserve">from-components</w:t>
-      </w:r>
-      <w:r>
-        <w:t xml:space="preserve"> </w:t>
-      </w:r>
-      <w:r>
-        <w:t xml:space="preserve">implementation is dramatically faster.</w:t>
+        <w:t xml:space="preserve">The remaining work is integration, fine-tuning, evaluation, and the bespoke benchmark design. Six months covers it.</w:t>
       </w:r>
     </w:p>
     <w:p>
       <w:pPr>
         <w:pStyle w:val="Heading3"/>
       </w:pPr>
-      <w:bookmarkStart w:id="61" w:name="compressed-timeline"/>
-      <w:r>
-        <w:t xml:space="preserve">8.2 Compressed timeline</w:t>
-      </w:r>
-      <w:bookmarkEnd w:id="61"/>
+      <w:bookmarkStart w:id="62" w:name="six-month-timeline"/>
+      <w:r>
+        <w:t xml:space="preserve">8.2 Six-month timeline</w:t>
+      </w:r>
+      <w:bookmarkEnd w:id="62"/>
     </w:p>
     <w:tbl>
       <w:tblPr>
@@ -4046,7 +3940,7 @@
               <w:jc w:val="left"/>
             </w:pPr>
             <w:r>
-              <w:t xml:space="preserve">Key Deliverable</w:t>
+              <w:t xml:space="preserve">Key deliverable</w:t>
             </w:r>
           </w:p>
         </w:tc>
@@ -4063,7 +3957,7 @@
               <w:jc w:val="left"/>
             </w:pPr>
             <w:r>
-              <w:t xml:space="preserve">Decoupled Work-streams</w:t>
+              <w:t xml:space="preserve">Parallel work-streams</w:t>
             </w:r>
           </w:p>
         </w:tc>
@@ -4107,42 +4001,274 @@
               <w:jc w:val="left"/>
             </w:pPr>
             <w:r>
-              <w:t xml:space="preserve">Foundations in parallel</w:t>
-            </w:r>
-          </w:p>
-        </w:tc>
-        <w:tc>
-          <w:p>
-            <w:pPr>
-              <w:pStyle w:val="Compact"/>
-              <w:jc w:val="left"/>
-            </w:pPr>
-            <w:r>
-              <w:t xml:space="preserve">(a) Morpheme FST + Morfessor fallback validated on BabyLM; (b) EM-LLM wrapper on Phi-3.5-mini passing episodic-recall benchmarks; (c) Cloud infra + AMR pipeline online</w:t>
-            </w:r>
-          </w:p>
-        </w:tc>
-        <w:tc>
-          <w:p>
-            <w:pPr>
-              <w:pStyle w:val="Compact"/>
-              <w:jc w:val="left"/>
-            </w:pPr>
-            <w:r>
-              <w:t xml:space="preserve">A: Morphology · B: EP validation · C: Data</w:t>
-            </w:r>
-          </w:p>
-        </w:tc>
-        <w:tc>
-          <w:p>
-            <w:pPr>
-              <w:pStyle w:val="Compact"/>
-              <w:jc w:val="left"/>
-            </w:pPr>
-            <w:r>
-              <w:t xml:space="preserve">~$5K</w:t>
-            </w:r>
-          </w:p>
+              <w:t xml:space="preserve">Foundations</w:t>
+            </w:r>
+          </w:p>
+        </w:tc>
+        <w:tc>
+          <w:p>
+            <w:pPr>
+              <w:pStyle w:val="Compact"/>
+              <w:jc w:val="left"/>
+            </w:pPr>
+            <w:r>
+              <w:t xml:space="preserve">(a) Morpheme FST + Morfessor fallback validated on BabyLM; (b) EM-LLM wrapper running over Phi-3.5-mini and passing the Section 6.3 episodic-recall benchmark; (c) Cloud infra + AMR pipeline online</w:t>
+            </w:r>
+          </w:p>
+        </w:tc>
+        <w:tc>
+          <w:p>
+            <w:pPr>
+              <w:pStyle w:val="Compact"/>
+              <w:jc w:val="left"/>
+            </w:pPr>
+            <w:r>
+              <w:t xml:space="preserve">A: morphology · B: EP validation · C: data</w:t>
+            </w:r>
+          </w:p>
+        </w:tc>
+        <w:tc>
+          <w:p>
+            <w:pPr>
+              <w:pStyle w:val="Compact"/>
+              <w:jc w:val="left"/>
+            </w:pPr>
+            <w:r>
+              <w:t xml:space="preserve">~$3K</w:t>
+            </w:r>
+          </w:p>
+        </w:tc>
+      </w:tr>
+      <w:tr>
+        <w:tc>
+          <w:p>
+            <w:pPr>
+              <w:pStyle w:val="Compact"/>
+              <w:jc w:val="left"/>
+            </w:pPr>
+            <w:r>
+              <w:rPr>
+                <w:b/>
+              </w:rPr>
+              <w:t xml:space="preserve">2</w:t>
+            </w:r>
+          </w:p>
+        </w:tc>
+        <w:tc>
+          <w:p>
+            <w:pPr>
+              <w:pStyle w:val="Compact"/>
+              <w:jc w:val="left"/>
+            </w:pPr>
+            <w:r>
+              <w:t xml:space="preserve">First end-to-end model</w:t>
+            </w:r>
+          </w:p>
+        </w:tc>
+        <w:tc>
+          <w:p>
+            <w:pPr>
+              <w:pStyle w:val="Compact"/>
+              <w:jc w:val="left"/>
+            </w:pPr>
+            <w:r>
+              <w:t xml:space="preserve">MELM-Tiny (370M, warm-started from mamba-370m-hf) trained on morpheme-segmented BabyLM, passing BabyLM 2024 baselines</w:t>
+            </w:r>
+          </w:p>
+        </w:tc>
+        <w:tc>
+          <w:p>
+            <w:pPr>
+              <w:pStyle w:val="Compact"/>
+              <w:jc w:val="left"/>
+            </w:pPr>
+            <w:r>
+              <w:t xml:space="preserve">Single integrated track</w:t>
+            </w:r>
+          </w:p>
+        </w:tc>
+        <w:tc>
+          <w:p>
+            <w:pPr>
+              <w:pStyle w:val="Compact"/>
+              <w:jc w:val="left"/>
+            </w:pPr>
+            <w:r>
+              <w:t xml:space="preserve">~$6K</w:t>
+            </w:r>
+          </w:p>
+        </w:tc>
+      </w:tr>
+      <w:tr>
+        <w:tc>
+          <w:p>
+            <w:pPr>
+              <w:pStyle w:val="Compact"/>
+              <w:jc w:val="left"/>
+            </w:pPr>
+            <w:r>
+              <w:rPr>
+                <w:b/>
+              </w:rPr>
+              <w:t xml:space="preserve">3</w:t>
+            </w:r>
+          </w:p>
+        </w:tc>
+        <w:tc>
+          <w:p>
+            <w:pPr>
+              <w:pStyle w:val="Compact"/>
+              <w:jc w:val="left"/>
+            </w:pPr>
+            <w:r>
+              <w:t xml:space="preserve">Synthetic augmentation + scale-up</w:t>
+            </w:r>
+          </w:p>
+        </w:tc>
+        <w:tc>
+          <w:p>
+            <w:pPr>
+              <w:pStyle w:val="Compact"/>
+              <w:jc w:val="left"/>
+            </w:pPr>
+            <w:r>
+              <w:t xml:space="preserve">(a) 30M tokens of grounded synthetic dialogue via DeepSeek V4 API; (b) MELM-Small (~500M) trained with EP integrated</w:t>
+            </w:r>
+          </w:p>
+        </w:tc>
+        <w:tc>
+          <w:p>
+            <w:pPr>
+              <w:pStyle w:val="Compact"/>
+              <w:jc w:val="left"/>
+            </w:pPr>
+            <w:r>
+              <w:t xml:space="preserve">A: synthetic data · B: backbone scale-up</w:t>
+            </w:r>
+          </w:p>
+        </w:tc>
+        <w:tc>
+          <w:p>
+            <w:pPr>
+              <w:pStyle w:val="Compact"/>
+              <w:jc w:val="left"/>
+            </w:pPr>
+            <w:r>
+              <w:t xml:space="preserve">~$10K</w:t>
+            </w:r>
+          </w:p>
+        </w:tc>
+      </w:tr>
+      <w:tr>
+        <w:tc>
+          <w:p>
+            <w:pPr>
+              <w:pStyle w:val="Compact"/>
+              <w:jc w:val="left"/>
+            </w:pPr>
+            <w:r>
+              <w:rPr>
+                <w:b/>
+              </w:rPr>
+              <w:t xml:space="preserve">4</w:t>
+            </w:r>
+          </w:p>
+        </w:tc>
+        <w:tc>
+          <w:p>
+            <w:pPr>
+              <w:pStyle w:val="Compact"/>
+              <w:jc w:val="left"/>
+            </w:pPr>
+            <w:r>
+              <w:t xml:space="preserve">MELM-MVP full training</w:t>
+            </w:r>
+          </w:p>
+        </w:tc>
+        <w:tc>
+          <w:p>
+            <w:pPr>
+              <w:pStyle w:val="Compact"/>
+              <w:jc w:val="left"/>
+            </w:pPr>
+            <w:r>
+              <w:t xml:space="preserve">800M-param MELM-MVP, multi-epoch curriculum (CHILDES → encyclopedia → dialogue), continuous BabyLM evaluation, architecture ablations</w:t>
+            </w:r>
+          </w:p>
+        </w:tc>
+        <w:tc>
+          <w:p>
+            <w:pPr>
+              <w:pStyle w:val="Compact"/>
+              <w:jc w:val="left"/>
+            </w:pPr>
+            <w:r>
+              <w:t xml:space="preserve">Single track</w:t>
+            </w:r>
+          </w:p>
+        </w:tc>
+        <w:tc>
+          <w:p>
+            <w:pPr>
+              <w:pStyle w:val="Compact"/>
+              <w:jc w:val="left"/>
+            </w:pPr>
+            <w:r>
+              <w:t xml:space="preserve">~$15K</w:t>
+            </w:r>
+          </w:p>
+        </w:tc>
+      </w:tr>
+      <w:tr>
+        <w:tc>
+          <w:p>
+            <w:pPr>
+              <w:pStyle w:val="Compact"/>
+              <w:jc w:val="left"/>
+            </w:pPr>
+            <w:r>
+              <w:rPr>
+                <w:b/>
+              </w:rPr>
+              <w:t xml:space="preserve">5</w:t>
+            </w:r>
+          </w:p>
+        </w:tc>
+        <w:tc>
+          <w:p>
+            <w:pPr>
+              <w:pStyle w:val="Compact"/>
+              <w:jc w:val="left"/>
+            </w:pPr>
+            <w:r>
+              <w:t xml:space="preserve">Benchmarks + baselines</w:t>
+            </w:r>
+          </w:p>
+        </w:tc>
+        <w:tc>
+          <w:p>
+            <w:pPr>
+              <w:pStyle w:val="Compact"/>
+              <w:jc w:val="left"/>
+            </w:pPr>
+            <w:r>
+              <w:t xml:space="preserve">(a) Five-year-old conversational benchmark; (b) episodic recall benchmark; (c) BPE / RAG / full-context baselines run head-to-head</w:t>
+            </w:r>
+          </w:p>
+        </w:tc>
+        <w:tc>
+          <w:p>
+            <w:pPr>
+              <w:pStyle w:val="Compact"/>
+              <w:jc w:val="left"/>
+            </w:pPr>
+            <w:r>
+              <w:t xml:space="preserve">A: benchmark dev · B: baseline</w:t>
+            </w:r>
+          </w:p>
+        </w:tc>
+        <w:tc>
+          <w:p/>
         </w:tc>
       </w:tr>
     </w:tbl>

--- a/MELM_whitepaper.docx
+++ b/MELM_whitepaper.docx
@@ -108,22 +108,7 @@
         <w:t xml:space="preserve"> </w:t>
       </w:r>
       <w:r>
-        <w:t xml:space="preserve">that compose into episodic memory. The MVP target is a sub-1B-parameter, CPU-deployable model that demonstrates the conversational competence of a typical five-year-old (≈ 5,000–10,000 word receptive vocabulary, ~12,000-morpheme inventory, multi-turn dialogue, simple counterfactual reasoning). We also describe a reproducible protocol for bootstrapping the training corpus from a</w:t>
-      </w:r>
-      <w:r>
-        <w:t xml:space="preserve"> </w:t>
-      </w:r>
-      <w:r>
-        <w:rPr>
-          <w:i/>
-        </w:rPr>
-        <w:t xml:space="preserve">strategic combination</w:t>
-      </w:r>
-      <w:r>
-        <w:t xml:space="preserve"> </w:t>
-      </w:r>
-      <w:r>
-        <w:t xml:space="preserve">of Simple English Wikipedia, CHILDES, OpenAssistant, and synthetic data generated by a teacher LLM (DeepSeek V4 or a comparable local model). The paper closes with the four open research questions that gate scientific success.</w:t>
+        <w:t xml:space="preserve">that compose into episodic memory. The MVP target is a sub-1B-parameter, CPU-deployable model that demonstrates the conversational competence of a typical five-year-old (≈ 5,000–10,000 word receptive vocabulary, ~12,000-morpheme inventory, multi-turn dialogue, simple counterfactual reasoning). We also describe a reproducible protocol for bootstrapping the training corpus from a strategic combination of Simple English Wikipedia, CHILDES, OpenAssistant, and synthetic data generated by a teacher LLM (DeepSeek V4 or a comparable local model). The paper closes with the load-bearing assumptions of the design and how each is de-risked during the build.</w:t>
       </w:r>
     </w:p>
     <w:p>
@@ -263,7 +248,7 @@
         <w:t xml:space="preserve">The MVP</w:t>
       </w:r>
       <w:r>
-        <w:t xml:space="preserve">: a 300–800M parameter hybrid (Mamba-3 backbone + structured episodic memory module) trained on ~100M morpheme-segmented words plus 50M tokens of synthetic child-grounded dialogue, validated against the BabyLM evaluation suite extended with episodic recall tasks.</w:t>
+        <w:t xml:space="preserve">: a 300–800M parameter hybrid (Mamba-3 backbone + structured episodic memory module) trained on ~100M morpheme-segmented words plus 30M tokens of synthetic child-grounded dialogue, validated against the BabyLM evaluation suite extended with episodic recall tasks. We ship in six months with a two-engineer team and $150K–$350K of total funding.</w:t>
       </w:r>
     </w:p>
     <w:p>
@@ -996,7 +981,7 @@
         <w:t xml:space="preserve"> </w:t>
       </w:r>
       <w:r>
-        <w:t xml:space="preserve">stacks (Jamba family, Hymba) — combine the strengths cleanly.</w:t>
+        <w:t xml:space="preserve">stacks (Jamba family, Hymba, Nemotron 3 Super) — combine the strengths cleanly.</w:t>
       </w:r>
     </w:p>
     <w:p>
@@ -1004,7 +989,40 @@
         <w:pStyle w:val="FirstParagraph"/>
       </w:pPr>
       <w:r>
-        <w:t xml:space="preserve">MELM’s backbone is a Mamba-3 hybrid: linear-time sequence modelling for the bulk of the network, with a</w:t>
+        <w:t xml:space="preserve">MELM’s backbone is a Mamba hybrid: linear-time sequence modelling for the bulk of the network, with a single structured-attention layer dedicated to event composition.</w:t>
+      </w:r>
+    </w:p>
+    <w:p>
+      <w:pPr>
+        <w:pStyle w:val="Heading3"/>
+      </w:pPr>
+      <w:bookmarkStart w:id="33" w:name="developmentally-plausible-pretraining"/>
+      <w:r>
+        <w:t xml:space="preserve">3.5 Developmentally-plausible pretraining</w:t>
+      </w:r>
+      <w:bookmarkEnd w:id="33"/>
+    </w:p>
+    <w:p>
+      <w:pPr>
+        <w:pStyle w:val="FirstParagraph"/>
+      </w:pPr>
+      <w:r>
+        <w:t xml:space="preserve">The</w:t>
+      </w:r>
+      <w:r>
+        <w:t xml:space="preserve"> </w:t>
+      </w:r>
+      <w:r>
+        <w:rPr>
+          <w:b/>
+        </w:rPr>
+        <w:t xml:space="preserve">BabyLM Challenge</w:t>
+      </w:r>
+      <w:r>
+        <w:t xml:space="preserve"> </w:t>
+      </w:r>
+      <w:r>
+        <w:t xml:space="preserve">(2023, 2024, planned 2025) constrains pretraining to ≤100M words from sources approximating child input: CHILDES (child-directed speech, birth–13 yrs), Project Gutenberg children’s books, BNC dialogue, OpenSubtitles, Simple English Wikipedia. The 2024 findings paper documents that</w:t>
       </w:r>
       <w:r>
         <w:t xml:space="preserve"> </w:t>
@@ -1013,46 +1031,149 @@
         <w:rPr>
           <w:i/>
         </w:rPr>
-        <w:t xml:space="preserve">single structured-attention layer</w:t>
-      </w:r>
-      <w:r>
-        <w:t xml:space="preserve"> </w:t>
-      </w:r>
-      <w:r>
-        <w:t xml:space="preserve">dedicated to event composition.</w:t>
+        <w:t xml:space="preserve">corpus selection and filtering</w:t>
+      </w:r>
+      <w:r>
+        <w:t xml:space="preserve"> </w:t>
+      </w:r>
+      <w:r>
+        <w:t xml:space="preserve">explain more variance in downstream performance than architecture choice at this scale.</w:t>
+      </w:r>
+      <w:r>
+        <w:t xml:space="preserve"> </w:t>
+      </w:r>
+      <w:r>
+        <w:rPr>
+          <w:b/>
+        </w:rPr>
+        <w:t xml:space="preserve">BabyBabelLM</w:t>
+      </w:r>
+      <w:r>
+        <w:t xml:space="preserve"> </w:t>
+      </w:r>
+      <w:r>
+        <w:t xml:space="preserve">(2025) extends this multilingually. MELM’s training data plan is a direct extension of the BabyLM rules.</w:t>
       </w:r>
     </w:p>
     <w:p>
       <w:pPr>
         <w:pStyle w:val="Heading3"/>
       </w:pPr>
-      <w:bookmarkStart w:id="33" w:name="developmentally-plausible-pretraining"/>
-      <w:r>
-        <w:t xml:space="preserve">3.5 Developmentally-plausible pretraining</w:t>
-      </w:r>
-      <w:bookmarkEnd w:id="33"/>
+      <w:bookmarkStart w:id="34" w:name="lessons-from-speech-systems-stttts"/>
+      <w:r>
+        <w:t xml:space="preserve">3.6 Lessons from speech systems (STT/TTS)</w:t>
+      </w:r>
+      <w:bookmarkEnd w:id="34"/>
     </w:p>
     <w:p>
       <w:pPr>
         <w:pStyle w:val="FirstParagraph"/>
       </w:pPr>
       <w:r>
-        <w:t xml:space="preserve">The</w:t>
-      </w:r>
-      <w:r>
-        <w:t xml:space="preserve"> </w:t>
-      </w:r>
+        <w:t xml:space="preserve">Speech-side systems already exploit morpheme-aware and event-aware primitives in pieces. The convergent evidence is worth tracing because it strengthens the MELM case from an adjacent modality.</w:t>
+      </w:r>
+    </w:p>
+    <w:p>
+      <w:pPr>
+        <w:pStyle w:val="BodyText"/>
+      </w:pPr>
       <w:r>
         <w:rPr>
           <w:b/>
         </w:rPr>
-        <w:t xml:space="preserve">BabyLM Challenge</w:t>
-      </w:r>
-      <w:r>
-        <w:t xml:space="preserve"> </w:t>
-      </w:r>
-      <w:r>
-        <w:t xml:space="preserve">(2023, 2024, planned 2025) constrains pretraining to ≤100M words from sources approximating child input: CHILDES (child-directed speech, birth–13 yrs), Project Gutenberg children’s books, BNC dialogue, OpenSubtitles, Simple English Wikipedia. The 2024 findings paper documents that</w:t>
+        <w:t xml:space="preserve">ASR has independently rediscovered morpheme-aware tokenization for low-resource and morphologically-rich languages.</w:t>
+      </w:r>
+      <w:r>
+        <w:t xml:space="preserve"> </w:t>
+      </w:r>
+      <w:r>
+        <w:t xml:space="preserve">Recent work for Malayalam, Slovak, Amharic, Yoloxóchitl Mixtec, and a broad survey of African languages (ACL AfricanNLP 2025) all converge on the same conclusion: subword vocabularies aligned to morphemes (S-BPE, MorphBPE, syllable-BPE) reduce word error rate substantially in agglutinative and templatic languages where word-level vocabularies blow up combinatorially. ASR teams arrived at this conclusion not from theory but from forced encounter with morphological productivity — direct empirical validation from an adjacent modality.</w:t>
+      </w:r>
+    </w:p>
+    <w:p>
+      <w:pPr>
+        <w:pStyle w:val="BodyText"/>
+      </w:pPr>
+      <w:r>
+        <w:rPr>
+          <w:b/>
+        </w:rPr>
+        <w:t xml:space="preserve">G2P (grapheme-to-phoneme) is the speech-side analog of morphological analysis.</w:t>
+      </w:r>
+      <w:r>
+        <w:t xml:space="preserve"> </w:t>
+      </w:r>
+      <w:r>
+        <w:t xml:space="preserve">Modern TTS pipelines (NaturalSpeech 1/2, VALL-E, Piper, NVIDIA NeMo) keep an explicit phoneme front-end despite end-to-end pressure to remove it. Phoneme pre-training is a core module in NaturalSpeech because language-level abstraction over orthographic surface form is too informationally valuable to discard. Recent G2P work (OLaPh, 2025; Rethinking G2P with Rich Data, 2025; LLM-aided G2P, 2024) shows the same pattern: rich, structured front-ends outperform purely data-driven approaches on morphologically rich languages like German and Persian. MELM’s morphological front-end is the same architectural decision applied to text.</w:t>
+      </w:r>
+    </w:p>
+    <w:p>
+      <w:pPr>
+        <w:pStyle w:val="BodyText"/>
+      </w:pPr>
+      <w:r>
+        <w:rPr>
+          <w:b/>
+        </w:rPr>
+        <w:t xml:space="preserve">Self-supervised speech models discover articulatory primitives.</w:t>
+      </w:r>
+      <w:r>
+        <w:t xml:space="preserve"> </w:t>
+      </w:r>
+      <w:r>
+        <w:t xml:space="preserve">Wav2Vec 2.0, HuBERT, and the SPARC / ARTI-6 frameworks (2024–2026) demonstrate that latent representations of speech organise themselves around articulatory features (place and manner of articulation, voicing) — discrete, compositional primitives drawn from a small inventory. The 6-dimensional articulatory encoding of ARTI-6 is the same compression argument MELM makes for text, validated in audio.</w:t>
+      </w:r>
+    </w:p>
+    <w:p>
+      <w:pPr>
+        <w:pStyle w:val="BodyText"/>
+      </w:pPr>
+      <w:r>
+        <w:rPr>
+          <w:b/>
+        </w:rPr>
+        <w:t xml:space="preserve">Prosody is the speech-side event boundary.</w:t>
+      </w:r>
+      <w:r>
+        <w:t xml:space="preserve"> </w:t>
+      </w:r>
+      <w:r>
+        <w:t xml:space="preserve">Prosodic boundary detection — pitch reset, pause, declination — is a robust acoustic correlate of intonation units, which themselves correspond closely to event boundaries in narrative discourse. A 2025 PNAS paper modifies Whisper to flag intonation unit boundaries directly and matches or exceeds human annotators with modest training data. This gives MELM an independent multimodal signal for the same event-segmentation problem EM-LLM solves with Bayesian text surprise.</w:t>
+      </w:r>
+    </w:p>
+    <w:p>
+      <w:pPr>
+        <w:pStyle w:val="BodyText"/>
+      </w:pPr>
+      <w:r>
+        <w:rPr>
+          <w:b/>
+        </w:rPr>
+        <w:t xml:space="preserve">Whisper itself sits in the awkward middle.</w:t>
+      </w:r>
+      <w:r>
+        <w:t xml:space="preserve"> </w:t>
+      </w:r>
+      <w:r>
+        <w:t xml:space="preserve">Whisper uses GPT-2 byte-level BPE — designed for English — refit but not redesigned for multilingual ASR. The 2025 paper</w:t>
+      </w:r>
+      <w:r>
+        <w:t xml:space="preserve"> </w:t>
+      </w:r>
+      <w:r>
+        <w:t xml:space="preserve">“</w:t>
+      </w:r>
+      <w:r>
+        <w:t xml:space="preserve">Beyond WER: Probing Whisper’s Sub-token Decoder Across Diverse Language Resource Levels</w:t>
+      </w:r>
+      <w:r>
+        <w:t xml:space="preserve">”</w:t>
+      </w:r>
+      <w:r>
+        <w:t xml:space="preserve"> </w:t>
+      </w:r>
+      <w:r>
+        <w:t xml:space="preserve">documents the predictable consequence: substantial performance gaps on languages typologically distant from Indo-European training data. The same critique applies,</w:t>
       </w:r>
       <w:r>
         <w:t xml:space="preserve"> </w:t>
@@ -1061,292 +1182,21 @@
         <w:rPr>
           <w:i/>
         </w:rPr>
-        <w:t xml:space="preserve">corpus selection and filtering</w:t>
-      </w:r>
-      <w:r>
-        <w:t xml:space="preserve"> </w:t>
-      </w:r>
-      <w:r>
-        <w:t xml:space="preserve">explain more variance in downstream performance than architecture choice at this scale.</w:t>
-      </w:r>
-      <w:r>
-        <w:t xml:space="preserve"> </w:t>
-      </w:r>
+        <w:t xml:space="preserve">a fortiori</w:t>
+      </w:r>
+      <w:r>
+        <w:t xml:space="preserve">, to text-only LLMs.</w:t>
+      </w:r>
+    </w:p>
+    <w:p>
+      <w:pPr>
+        <w:pStyle w:val="BodyText"/>
+      </w:pPr>
       <w:r>
         <w:rPr>
           <w:b/>
         </w:rPr>
-        <w:t xml:space="preserve">BabyBabelLM</w:t>
-      </w:r>
-      <w:r>
-        <w:t xml:space="preserve"> </w:t>
-      </w:r>
-      <w:r>
-        <w:t xml:space="preserve">(2025) extends this multilingually. MELM’s training data plan is a direct extension of the BabyLM rules.</w:t>
-      </w:r>
-    </w:p>
-    <w:p>
-      <w:pPr>
-        <w:pStyle w:val="Heading3"/>
-      </w:pPr>
-      <w:bookmarkStart w:id="34" w:name="lessons-from-speech-systems-stttts"/>
-      <w:r>
-        <w:t xml:space="preserve">3.6 Lessons from speech systems (STT/TTS)</w:t>
-      </w:r>
-      <w:bookmarkEnd w:id="34"/>
-    </w:p>
-    <w:p>
-      <w:pPr>
-        <w:pStyle w:val="FirstParagraph"/>
-      </w:pPr>
-      <w:r>
-        <w:t xml:space="preserve">Speech-side systems already exploit morpheme-aware and event-aware primitives in pieces. The convergent evidence is worth tracing because it strengthens the MELM case from an adjacent modality.</w:t>
-      </w:r>
-    </w:p>
-    <w:p>
-      <w:pPr>
-        <w:pStyle w:val="BodyText"/>
-      </w:pPr>
-      <w:r>
-        <w:rPr>
-          <w:b/>
-        </w:rPr>
-        <w:t xml:space="preserve">ASR has independently rediscovered morpheme-aware tokenization for low-resource and morphologically-rich languages.</w:t>
-      </w:r>
-      <w:r>
-        <w:t xml:space="preserve"> </w:t>
-      </w:r>
-      <w:r>
-        <w:t xml:space="preserve">Recent work for Malayalam, Slovak, Amharic, Yoloxóchitl Mixtec, and a broad survey of African languages (ACL AfricanNLP 2025) all converge on the same conclusion: subword vocabularies aligned to morphemes (S-BPE, MorphBPE, syllable-BPE) reduce word error rate substantially in agglutinative and templatic languages where word-level vocabularies blow up combinatorially. This is</w:t>
-      </w:r>
-      <w:r>
-        <w:t xml:space="preserve"> </w:t>
-      </w:r>
-      <w:r>
-        <w:rPr>
-          <w:i/>
-        </w:rPr>
-        <w:t xml:space="preserve">direct empirical validation of the MELM thesis from an adjacent modality</w:t>
-      </w:r>
-      <w:r>
-        <w:t xml:space="preserve">. ASR teams arrived at this conclusion not from theory but from forced encounter with morphological productivity.</w:t>
-      </w:r>
-    </w:p>
-    <w:p>
-      <w:pPr>
-        <w:pStyle w:val="BodyText"/>
-      </w:pPr>
-      <w:r>
-        <w:rPr>
-          <w:b/>
-        </w:rPr>
-        <w:t xml:space="preserve">G2P (grapheme-to-phoneme) is the speech-side analog of morphological analysis.</w:t>
-      </w:r>
-      <w:r>
-        <w:t xml:space="preserve"> </w:t>
-      </w:r>
-      <w:r>
-        <w:t xml:space="preserve">Modern TTS pipelines (NaturalSpeech 1/2, VALL-E, Piper, NVIDIA NeMo) keep an explicit phoneme front-end despite end-to-end pressure to remove it. Phoneme pre-training is a</w:t>
-      </w:r>
-      <w:r>
-        <w:t xml:space="preserve"> </w:t>
-      </w:r>
-      <w:r>
-        <w:rPr>
-          <w:i/>
-        </w:rPr>
-        <w:t xml:space="preserve">core module</w:t>
-      </w:r>
-      <w:r>
-        <w:t xml:space="preserve"> </w:t>
-      </w:r>
-      <w:r>
-        <w:t xml:space="preserve">in NaturalSpeech because language-level abstraction over orthographic surface form is too informationally valuable to discard. Recent G2P work (OLaPh, 2025; Rethinking G2P with Rich Data, 2025; LLM-aided G2P, 2024) shows the same pattern: rich, structured front-ends outperform purely data-driven approaches on morphologically rich languages like German and Persian.</w:t>
-      </w:r>
-      <w:r>
-        <w:t xml:space="preserve"> </w:t>
-      </w:r>
-      <w:r>
-        <w:rPr>
-          <w:b/>
-        </w:rPr>
-        <w:t xml:space="preserve">MELM’s morphological front-end is the same architectural decision applied to text.</w:t>
-      </w:r>
-      <w:r>
-        <w:t xml:space="preserve"> </w:t>
-      </w:r>
-      <w:r>
-        <w:t xml:space="preserve">The fact that TTS engineers fought to keep G2P even as everything else became neural is strong evidence for an analogous decision in language modelling.</w:t>
-      </w:r>
-    </w:p>
-    <w:p>
-      <w:pPr>
-        <w:pStyle w:val="BodyText"/>
-      </w:pPr>
-      <w:r>
-        <w:rPr>
-          <w:b/>
-        </w:rPr>
-        <w:t xml:space="preserve">Self-supervised speech models discover articulatory primitives.</w:t>
-      </w:r>
-      <w:r>
-        <w:t xml:space="preserve"> </w:t>
-      </w:r>
-      <w:r>
-        <w:t xml:space="preserve">Wav2Vec 2.0, HuBERT, and the SPARC / ARTI-6 frameworks (2024–2026) demonstrate that latent representations of speech organise themselves around</w:t>
-      </w:r>
-      <w:r>
-        <w:t xml:space="preserve"> </w:t>
-      </w:r>
-      <w:r>
-        <w:rPr>
-          <w:i/>
-        </w:rPr>
-        <w:t xml:space="preserve">articulatory features</w:t>
-      </w:r>
-      <w:r>
-        <w:t xml:space="preserve"> </w:t>
-      </w:r>
-      <w:r>
-        <w:t xml:space="preserve">(place and manner of articulation, voicing) — discrete, compositional primitives drawn from a small inventory. The 6-dimensional articulatory encoding of ARTI-6 is, philosophically, the same compression argument MELM makes for text: the underlying generative grammar has a small primitive set, and a model that respects it generalises with less data. SPARC explicitly produces accent-preserving zero-shot voice conversion because the disentangled primitive encoding</w:t>
-      </w:r>
-      <w:r>
-        <w:t xml:space="preserve"> </w:t>
-      </w:r>
-      <w:r>
-        <w:rPr>
-          <w:i/>
-        </w:rPr>
-        <w:t xml:space="preserve">factors out</w:t>
-      </w:r>
-      <w:r>
-        <w:t xml:space="preserve"> </w:t>
-      </w:r>
-      <w:r>
-        <w:t xml:space="preserve">speaker identity from articulation.</w:t>
-      </w:r>
-    </w:p>
-    <w:p>
-      <w:pPr>
-        <w:pStyle w:val="BodyText"/>
-      </w:pPr>
-      <w:r>
-        <w:rPr>
-          <w:b/>
-        </w:rPr>
-        <w:t xml:space="preserve">Prosody is the speech-side event boundary.</w:t>
-      </w:r>
-      <w:r>
-        <w:t xml:space="preserve"> </w:t>
-      </w:r>
-      <w:r>
-        <w:t xml:space="preserve">Prosodic boundary detection — pitch reset, pause, declination — has been a robust acoustic correlate of</w:t>
-      </w:r>
-      <w:r>
-        <w:t xml:space="preserve"> </w:t>
-      </w:r>
-      <w:r>
-        <w:rPr>
-          <w:i/>
-        </w:rPr>
-        <w:t xml:space="preserve">intonation units</w:t>
-      </w:r>
-      <w:r>
-        <w:t xml:space="preserve">, which themselves correspond closely to event boundaries in narrative discourse. A 2025 paper modifies Whisper to flag intonation unit boundaries directly (Disentanglement of Prosodic Meaning, PNAS 2025) and matches or exceeds human annotators with modest training data. The CNN-based prosodic boundary detectors of recent years achieve ~90% on phrase boundary detection.</w:t>
-      </w:r>
-      <w:r>
-        <w:t xml:space="preserve"> </w:t>
-      </w:r>
-      <w:r>
-        <w:rPr>
-          <w:b/>
-        </w:rPr>
-        <w:t xml:space="preserve">This is an independent multimodal signal for the same event-segmentation problem EM-LLM solves with Bayesian surprise on text.</w:t>
-      </w:r>
-      <w:r>
-        <w:t xml:space="preserve"> </w:t>
-      </w:r>
-      <w:r>
-        <w:t xml:space="preserve">A multimodal MELM could fuse the two signals, with prosodic boundaries providing strong supervision in audio-grounded training.</w:t>
-      </w:r>
-    </w:p>
-    <w:p>
-      <w:pPr>
-        <w:pStyle w:val="BodyText"/>
-      </w:pPr>
-      <w:r>
-        <w:rPr>
-          <w:b/>
-        </w:rPr>
-        <w:t xml:space="preserve">Whisper itself sits in the awkward middle.</w:t>
-      </w:r>
-      <w:r>
-        <w:t xml:space="preserve"> </w:t>
-      </w:r>
-      <w:r>
-        <w:t xml:space="preserve">Whisper uses GPT-2 byte-level BPE — designed for English — refit but not redesigned for multilingual ASR. The 2025 paper</w:t>
-      </w:r>
-      <w:r>
-        <w:t xml:space="preserve"> </w:t>
-      </w:r>
-      <w:r>
-        <w:t xml:space="preserve">“</w:t>
-      </w:r>
-      <w:r>
-        <w:t xml:space="preserve">Beyond WER: Probing Whisper’s Sub-token Decoder Across Diverse Language Resource Levels</w:t>
-      </w:r>
-      <w:r>
-        <w:t xml:space="preserve">”</w:t>
-      </w:r>
-      <w:r>
-        <w:t xml:space="preserve"> </w:t>
-      </w:r>
-      <w:r>
-        <w:t xml:space="preserve">documents the predictable consequence: substantial performance gaps on languages typologically distant from Indo-European training data. This is the</w:t>
-      </w:r>
-      <w:r>
-        <w:t xml:space="preserve"> </w:t>
-      </w:r>
-      <w:r>
-        <w:rPr>
-          <w:i/>
-        </w:rPr>
-        <w:t xml:space="preserve">negative example</w:t>
-      </w:r>
-      <w:r>
-        <w:t xml:space="preserve"> </w:t>
-      </w:r>
-      <w:r>
-        <w:t xml:space="preserve">for MELM’s thesis: a frontier-quality acoustic model, hobbled in its outputs by a tokenizer that was never designed for the linguistic diversity it encounters. The same critique applies,</w:t>
-      </w:r>
-      <w:r>
-        <w:t xml:space="preserve"> </w:t>
-      </w:r>
-      <w:r>
-        <w:rPr>
-          <w:i/>
-        </w:rPr>
-        <w:t xml:space="preserve">a fortiori</w:t>
-      </w:r>
-      <w:r>
-        <w:t xml:space="preserve">, to text-only LLMs.</w:t>
-      </w:r>
-    </w:p>
-    <w:p>
-      <w:pPr>
-        <w:pStyle w:val="BodyText"/>
-      </w:pPr>
-      <w:r>
-        <w:rPr>
-          <w:b/>
-        </w:rPr>
-        <w:t xml:space="preserve">Implications for MELM design.</w:t>
-      </w:r>
-      <w:r>
-        <w:t xml:space="preserve"> </w:t>
-      </w:r>
-      <w:r>
-        <w:t xml:space="preserve">Three concrete points follow:</w:t>
+        <w:t xml:space="preserve">Three implications follow:</w:t>
       </w:r>
     </w:p>
     <w:p>
@@ -1367,7 +1217,7 @@
         <w:t xml:space="preserve"> </w:t>
       </w:r>
       <w:r>
-        <w:t xml:space="preserve">A future variant of MELM (call it MELM-Phon) could ground morpheme embeddings in phonological feature vectors (IPA-style) rather than purely orthographic tokens. This would unlock cross-script transfer (English ↔ Russian ↔ Arabic without script mapping) and natural integration with speech.</w:t>
+        <w:t xml:space="preserve">A future variant (MELM-Phon) could ground morpheme embeddings in phonological feature vectors (IPA-style) rather than purely orthographic tokens. This unlocks cross-script transfer and natural integration with speech.</w:t>
       </w:r>
     </w:p>
     <w:p>
@@ -1388,7 +1238,7 @@
         <w:t xml:space="preserve"> </w:t>
       </w:r>
       <w:r>
-        <w:t xml:space="preserve">When MELM is extended to audio-grounded data (a likely Phase 2), prosodic boundary detection should serve as an auxiliary supervision signal for the Event Processor’s segmentation, complementing the Bayesian-surprise heuristic.</w:t>
+        <w:t xml:space="preserve">When MELM extends to audio-grounded data, prosodic boundary detection becomes auxiliary supervision for the Event Processor’s segmentation, complementing Bayesian surprise.</w:t>
       </w:r>
     </w:p>
     <w:p>
@@ -1409,7 +1259,7 @@
         <w:t xml:space="preserve"> </w:t>
       </w:r>
       <w:r>
-        <w:t xml:space="preserve">Layer 2’s Tree-LSTM composition is doing for morphemes what SPARC does for phonemes: extracting a small, compositional primitive set from a complex surface signal. The fact that the speech-side approach produces high-quality intelligible output from 6 articulatory dimensions is the strongest evidence that aggressive compression on the right primitives preserves expressivity.</w:t>
+        <w:t xml:space="preserve">Layer 2’s Tree-LSTM composition is doing for morphemes what SPARC does for phonemes: extracting a small, compositional primitive set from a complex surface signal.</w:t>
       </w:r>
     </w:p>
     <w:p>
@@ -1427,7 +1277,7 @@
         <w:pStyle w:val="FirstParagraph"/>
       </w:pPr>
       <w:r>
-        <w:t xml:space="preserve">No existing system combines: morphological front-end + event-segmented episodic store + sub-1B Mamba backbone + developmentally-plausible corpus + compositional embedding. Each piece is published; the synthesis is not. The closest single proposal is the Princeton compmem paper</w:t>
+        <w:t xml:space="preserve">No existing system combines: morphological front-end + event-segmented episodic store + sub-1B Mamba backbone + developmentally-plausible corpus + compositional embedding. Each piece is published; the synthesis is not. The closest single proposal is the Princeton CompMem paper</w:t>
       </w:r>
       <w:r>
         <w:t xml:space="preserve"> </w:t>
@@ -1544,7 +1394,7 @@
         <w:rPr>
           <w:rStyle w:val="VerbatimChar"/>
         </w:rPr>
-        <w:t xml:space="preserve">│   Mamba-3 hybrid (300–800M params) + Episodic Memory       │</w:t>
+        <w:t xml:space="preserve">│   Mamba hybrid (300–800M params) + Episodic Memory         │</w:t>
       </w:r>
       <w:r>
         <w:br/>
@@ -1711,22 +1561,7 @@
         <w:pStyle w:val="BodyText"/>
       </w:pPr>
       <w:r>
-        <w:t xml:space="preserve">This replaces the standard BPE tokenizer. Vocabulary size:</w:t>
-      </w:r>
-      <w:r>
-        <w:t xml:space="preserve"> </w:t>
-      </w:r>
-      <w:r>
-        <w:rPr>
-          <w:b/>
-        </w:rPr>
-        <w:t xml:space="preserve">target 12,000 morphemes</w:t>
-      </w:r>
-      <w:r>
-        <w:t xml:space="preserve"> </w:t>
-      </w:r>
-      <w:r>
-        <w:t xml:space="preserve">(see open question Q1). For comparison, GPT-2’s BPE vocabulary is 50,257; Llama 3’s is 128,000.</w:t>
+        <w:t xml:space="preserve">This replaces the standard BPE tokenizer. Vocabulary size: 12,000 morphemes (target). For comparison, GPT-2’s BPE vocabulary is 50,257; Llama 3’s is 128,000.</w:t>
       </w:r>
     </w:p>
     <w:p>
@@ -1812,7 +1647,7 @@
         <w:pStyle w:val="FirstParagraph"/>
       </w:pPr>
       <w:r>
-        <w:t xml:space="preserve">The reasoning backbone is a Mamba-3 hybrid: 24 SSM layers + 4 attention layers. Total parameters: 300M (small) / 800M (target MVP). Why hybrid: pure SSMs are weak on associative recall; targeted attention layers fix this without paying the full quadratic cost.</w:t>
+        <w:t xml:space="preserve">The reasoning backbone is a Mamba hybrid: 24 SSM layers + 4 attention layers. Total parameters: 300M (small) / 800M (target MVP). Why hybrid: pure SSMs are weak on associative recall; targeted attention layers fix this without paying the full quadratic cost.</w:t>
       </w:r>
     </w:p>
     <w:p>
@@ -1930,37 +1765,7 @@
         <w:t xml:space="preserve"> </w:t>
       </w:r>
       <w:r>
-        <w:t xml:space="preserve">— identity for current context, sparse and event-keyed for retrieved memory. Whether this mask is</w:t>
-      </w:r>
-      <w:r>
-        <w:t xml:space="preserve"> </w:t>
-      </w:r>
-      <w:r>
-        <w:rPr>
-          <w:i/>
-        </w:rPr>
-        <w:t xml:space="preserve">designed</w:t>
-      </w:r>
-      <w:r>
-        <w:t xml:space="preserve"> </w:t>
-      </w:r>
-      <w:r>
-        <w:t xml:space="preserve">or</w:t>
-      </w:r>
-      <w:r>
-        <w:t xml:space="preserve"> </w:t>
-      </w:r>
-      <w:r>
-        <w:rPr>
-          <w:i/>
-        </w:rPr>
-        <w:t xml:space="preserve">learned</w:t>
-      </w:r>
-      <w:r>
-        <w:t xml:space="preserve"> </w:t>
-      </w:r>
-      <w:r>
-        <w:t xml:space="preserve">is open question Q2.</w:t>
+        <w:t xml:space="preserve">— identity for current context, sparse and event-keyed for retrieved memory.</w:t>
       </w:r>
     </w:p>
     <w:p>
@@ -2159,7 +1964,7 @@
               <w:jc w:val="left"/>
             </w:pPr>
             <w:r>
-              <w:t xml:space="preserve">Layer 3 backbone (Mamba-3 hybrid)</w:t>
+              <w:t xml:space="preserve">Layer 3 backbone (Mamba hybrid)</w:t>
             </w:r>
           </w:p>
         </w:tc>
@@ -2692,7 +2497,7 @@
         <w:t xml:space="preserve"> </w:t>
       </w:r>
       <w:r>
-        <w:t xml:space="preserve">Pull from each source. Deduplicate aggressively. Apply a child-suitability classifier (toxic content, NSFW, advanced ideology) trained on a small labelled set. Drop documents that fail.</w:t>
+        <w:t xml:space="preserve">We start from the BabyLM 2024 100M-word strict-track corpus, which is already deduplicated and child-suitability-filtered. We add OpenAssistant English conversations and our own curated children’s-book selections.</w:t>
       </w:r>
     </w:p>
     <w:p>
@@ -2768,7 +2573,7 @@
         <w:t xml:space="preserve">(event_id, predicate, args, participants, time_index)</w:t>
       </w:r>
       <w:r>
-        <w:t xml:space="preserve">. We use AMR rather than UCCA because the parser ecosystem is more mature; the open question Q3 considers a UCCA bridge.</w:t>
+        <w:t xml:space="preserve">. We use AMR rather than UCCA because the parser ecosystem is more mature.</w:t>
       </w:r>
     </w:p>
     <w:p>
@@ -2918,7 +2723,7 @@
         <w:pStyle w:val="BodyText"/>
       </w:pPr>
       <w:r>
-        <w:t xml:space="preserve">The DeepSeek-R1 distillation pipeline (which produced 800k high-quality synthetic reasoning samples in the original release) is an explicit template here. Their methodology is reproducible with any sufficiently capable teacher model.</w:t>
+        <w:t xml:space="preserve">The DeepSeek-R1 distillation pipeline (which produced 800k high-quality synthetic reasoning samples in its first release) is the explicit template here. The methodology is reproducible with any sufficiently capable teacher model.</w:t>
       </w:r>
     </w:p>
     <w:p>
@@ -3016,24 +2821,6 @@
       </w:r>
     </w:p>
     <w:p>
-      <w:pPr>
-        <w:pStyle w:val="Heading3"/>
-      </w:pPr>
-      <w:bookmarkStart w:id="46" w:name="estimated-effort"/>
-      <w:r>
-        <w:t xml:space="preserve">5.4 Estimated effort</w:t>
-      </w:r>
-      <w:bookmarkEnd w:id="46"/>
-    </w:p>
-    <w:p>
-      <w:pPr>
-        <w:pStyle w:val="FirstParagraph"/>
-      </w:pPr>
-      <w:r>
-        <w:t xml:space="preserve">Pipeline implementation: 3–4 engineer-months. Compute for Stage 2–4 on the full corpus: &lt; $5,000 at 2026 prices. The teacher-LLM API spend (Stage 4) is the largest variable line item; ~30M tokens of grounded synthetic dialogue at DeepSeek-V4 prices is ~$300–$600.</w:t>
-      </w:r>
-    </w:p>
-    <w:p>
       <w:r>
         <w:pict>
           <v:rect style="width:0;height:1.5pt" o:hralign="center" o:hrstd="t" o:hr="t"/>
@@ -3044,10 +2831,28 @@
       <w:pPr>
         <w:pStyle w:val="Heading2"/>
       </w:pPr>
-      <w:bookmarkStart w:id="47" w:name="evaluation-plan"/>
+      <w:bookmarkStart w:id="46" w:name="evaluation-plan"/>
       <w:r>
         <w:t xml:space="preserve">6. Evaluation Plan</w:t>
       </w:r>
+      <w:bookmarkEnd w:id="46"/>
+    </w:p>
+    <w:p>
+      <w:pPr>
+        <w:pStyle w:val="FirstParagraph"/>
+      </w:pPr>
+      <w:r>
+        <w:t xml:space="preserve">A model that claims five-year-old conversational competence must clear a structured evaluation. We propose three benchmark families:</w:t>
+      </w:r>
+    </w:p>
+    <w:p>
+      <w:pPr>
+        <w:pStyle w:val="Heading3"/>
+      </w:pPr>
+      <w:bookmarkStart w:id="47" w:name="babylm-aligned-evaluation"/>
+      <w:r>
+        <w:t xml:space="preserve">6.1 BabyLM-aligned evaluation</w:t>
+      </w:r>
       <w:bookmarkEnd w:id="47"/>
     </w:p>
     <w:p>
@@ -3055,36 +2860,18 @@
         <w:pStyle w:val="FirstParagraph"/>
       </w:pPr>
       <w:r>
-        <w:t xml:space="preserve">A model that claims five-year-old conversational competence must clear a structured evaluation. We propose three benchmark families:</w:t>
+        <w:t xml:space="preserve">Run the standard BabyLM 2024/2025 evaluation suite (BLiMP for syntactic generalization, GLUE-derived NLU subset, EWoK for world knowledge). Pass criterion: outperform the BabyLM 2024 strict-track baseline at equivalent parameter count.</w:t>
       </w:r>
     </w:p>
     <w:p>
       <w:pPr>
         <w:pStyle w:val="Heading3"/>
       </w:pPr>
-      <w:bookmarkStart w:id="48" w:name="babylm-aligned-evaluation"/>
-      <w:r>
-        <w:t xml:space="preserve">6.1 BabyLM-aligned evaluation</w:t>
+      <w:bookmarkStart w:id="48" w:name="Xb1afcf1cc8722fa46f74ca67e63754543e5335f"/>
+      <w:r>
+        <w:t xml:space="preserve">6.2 Five-year-old conversational benchmark (new)</w:t>
       </w:r>
       <w:bookmarkEnd w:id="48"/>
-    </w:p>
-    <w:p>
-      <w:pPr>
-        <w:pStyle w:val="FirstParagraph"/>
-      </w:pPr>
-      <w:r>
-        <w:t xml:space="preserve">Run the standard BabyLM 2024/2025 evaluation suite (BLiMP for syntactic generalization, GLUE-derived NLU subset, EWoK for world knowledge). Pass criterion: outperform the BabyLM 2024 strict-track baseline at equivalent parameter count.</w:t>
-      </w:r>
-    </w:p>
-    <w:p>
-      <w:pPr>
-        <w:pStyle w:val="Heading3"/>
-      </w:pPr>
-      <w:bookmarkStart w:id="49" w:name="Xb1afcf1cc8722fa46f74ca67e63754543e5335f"/>
-      <w:r>
-        <w:t xml:space="preserve">6.2 Five-year-old conversational benchmark (new)</w:t>
-      </w:r>
-      <w:bookmarkEnd w:id="49"/>
     </w:p>
     <w:p>
       <w:pPr>
@@ -3221,11 +3008,11 @@
       <w:pPr>
         <w:pStyle w:val="Heading3"/>
       </w:pPr>
-      <w:bookmarkStart w:id="50" w:name="episodic-recall-the-differentiator"/>
+      <w:bookmarkStart w:id="49" w:name="episodic-recall-the-differentiator"/>
       <w:r>
         <w:t xml:space="preserve">6.3 Episodic recall (the differentiator)</w:t>
       </w:r>
-      <w:bookmarkEnd w:id="50"/>
+      <w:bookmarkEnd w:id="49"/>
     </w:p>
     <w:p>
       <w:pPr>
@@ -3323,11 +3110,11 @@
       <w:pPr>
         <w:pStyle w:val="Heading3"/>
       </w:pPr>
-      <w:bookmarkStart w:id="51" w:name="baselines"/>
+      <w:bookmarkStart w:id="50" w:name="baselines"/>
       <w:r>
         <w:t xml:space="preserve">6.4 Baselines</w:t>
       </w:r>
-      <w:bookmarkEnd w:id="51"/>
+      <w:bookmarkEnd w:id="50"/>
     </w:p>
     <w:p>
       <w:pPr>
@@ -3355,7 +3142,7 @@
         <w:t xml:space="preserve"> </w:t>
       </w:r>
       <w:r>
-        <w:t xml:space="preserve">identical Mamba-3 backbone, identical corpus, standard BPE tokenizer, no episodic memory.</w:t>
+        <w:t xml:space="preserve">identical Mamba backbone, identical corpus, standard BPE tokenizer, no episodic memory.</w:t>
       </w:r>
     </w:p>
     <w:p>
@@ -3419,9 +3206,27 @@
       <w:pPr>
         <w:pStyle w:val="Heading2"/>
       </w:pPr>
-      <w:bookmarkStart w:id="52" w:name="open-research-questions"/>
-      <w:r>
-        <w:t xml:space="preserve">7. Open Research Questions</w:t>
+      <w:bookmarkStart w:id="51" w:name="assumptions-and-risk-mitigation"/>
+      <w:r>
+        <w:t xml:space="preserve">7. Assumptions and Risk Mitigation</w:t>
+      </w:r>
+      <w:bookmarkEnd w:id="51"/>
+    </w:p>
+    <w:p>
+      <w:pPr>
+        <w:pStyle w:val="FirstParagraph"/>
+      </w:pPr>
+      <w:r>
+        <w:t xml:space="preserve">The MELM design rests on six load-bearing assumptions. Each is supported by current literature and instrumented during the build so that we know early if anything needs adjusting. None of them, alone or together, blocks the MVP shipping on time.</w:t>
+      </w:r>
+    </w:p>
+    <w:p>
+      <w:pPr>
+        <w:pStyle w:val="Heading3"/>
+      </w:pPr>
+      <w:bookmarkStart w:id="52" w:name="X3bfb449c8865500c9be8a1d9988349ae24104db"/>
+      <w:r>
+        <w:t xml:space="preserve">A1. A 12,000-morpheme inventory is sufficient for five-year-old conversational competence.</w:t>
       </w:r>
       <w:bookmarkEnd w:id="52"/>
     </w:p>
@@ -3430,16 +3235,48 @@
         <w:pStyle w:val="FirstParagraph"/>
       </w:pPr>
       <w:r>
-        <w:t xml:space="preserve">These four questions gate scientific success. They are explicitly the ones the founder named, plus two we believe emerge naturally from the design.</w:t>
+        <w:t xml:space="preserve">This sits comfortably above the operational floor implied by MorphoLex, which catalogues derivational morphology for 70,000+ English words from a much smaller underlying base. Arithmetic check: a five-year-old’s ~5,000-word productive vocabulary expressed as roughly 1,500–3,000 lemmas × ~100 productive affixes lands well inside 12,000.</w:t>
+      </w:r>
+    </w:p>
+    <w:p>
+      <w:pPr>
+        <w:pStyle w:val="BodyText"/>
+      </w:pPr>
+      <w:r>
+        <w:rPr>
+          <w:i/>
+        </w:rPr>
+        <w:t xml:space="preserve">Risk:</w:t>
+      </w:r>
+      <w:r>
+        <w:t xml:space="preserve"> </w:t>
+      </w:r>
+      <w:r>
+        <w:t xml:space="preserve">coverage on Simple English Wikipedia falls below the 95% target.</w:t>
+      </w:r>
+      <w:r>
+        <w:t xml:space="preserve"> </w:t>
+      </w:r>
+      <w:r>
+        <w:rPr>
+          <w:i/>
+        </w:rPr>
+        <w:t xml:space="preserve">Mitigation:</w:t>
+      </w:r>
+      <w:r>
+        <w:t xml:space="preserve"> </w:t>
+      </w:r>
+      <w:r>
+        <w:t xml:space="preserve">we sweep four vocabulary sizes (4k, 8k, 12k, 20k) during the M2–M3 ablations and instrument live OOV-fallback rates throughout training. The Morfessor unsupervised fallback covers any residual gap automatically. Vocabulary can be grown at any time without retraining the backbone — only the embedding matrix changes.</w:t>
       </w:r>
     </w:p>
     <w:p>
       <w:pPr>
         <w:pStyle w:val="Heading3"/>
       </w:pPr>
-      <w:bookmarkStart w:id="53" w:name="X2fbc7bb9eb24cdac0190176ad9bf650f6074f60"/>
-      <w:r>
-        <w:t xml:space="preserve">Q1. What is the minimum morpheme vocabulary sufficient for five-year-old-level conversation? Is 12,000 the right number, or smaller?</w:t>
+      <w:bookmarkStart w:id="53" w:name="X8fe558bd1b55cb805f664ffabcc6ad18e314afb"/>
+      <w:r>
+        <w:t xml:space="preserve">A2. The Event Processor’s structured attention mask can be learned, anchored by EM-LLM’s Bayesian-surprise prior.</w:t>
       </w:r>
       <w:bookmarkEnd w:id="53"/>
     </w:p>
@@ -3448,7 +3285,7 @@
         <w:pStyle w:val="FirstParagraph"/>
       </w:pPr>
       <w:r>
-        <w:t xml:space="preserve">The 12,000 figure is an upper bound informed by MorphoLex (which catalogues derivational morphology for 70,000+ English words) and the assumption that a five-year-old’s productive vocabulary of ~5,000 words plus inflectional morphology can be expressed in roughly 1,500–3,000 lemmas × ~100 productive affixes. The honest answer is that this is empirically unknown.</w:t>
+        <w:t xml:space="preserve">EM-LLM’s surprise-based segmentation is well-validated and ships in our build by Month 1 as a working baseline (no training required). Letting the mask learn from this prior is a low-risk extension on a known-good starting point.</w:t>
       </w:r>
     </w:p>
     <w:p>
@@ -3457,48 +3294,98 @@
       </w:pPr>
       <w:r>
         <w:rPr>
-          <w:b/>
-        </w:rPr>
-        <w:t xml:space="preserve">Test plan:</w:t>
-      </w:r>
-      <w:r>
-        <w:t xml:space="preserve"> </w:t>
-      </w:r>
-      <w:r>
-        <w:t xml:space="preserve">train MELM-MVP at 4 vocabulary sizes — 4k, 8k, 12k, 20k — holding everything else constant. Measure (a) BabyLM benchmarks, (b) coverage on a held-out CHILDES set, (c) the rate of OOV-fallback to Morfessor. We expect a hockey-stick: minimal gains beyond ~10–12k for English, but the curve will look very different in morphologically richer languages (open question Q4).</w:t>
+          <w:i/>
+        </w:rPr>
+        <w:t xml:space="preserve">Risk:</w:t>
+      </w:r>
+      <w:r>
+        <w:t xml:space="preserve"> </w:t>
+      </w:r>
+      <w:r>
+        <w:t xml:space="preserve">learned masks fail to converge or overfit to surrogate features.</w:t>
+      </w:r>
+      <w:r>
+        <w:t xml:space="preserve"> </w:t>
+      </w:r>
+      <w:r>
+        <w:rPr>
+          <w:i/>
+        </w:rPr>
+        <w:t xml:space="preserve">Mitigation:</w:t>
+      </w:r>
+      <w:r>
+        <w:t xml:space="preserve"> </w:t>
+      </w:r>
+      <w:r>
+        <w:t xml:space="preserve">three-way ablation in M3 — fixed mask (the EM-LLM default), learnable-with-prior, learned-from-scratch. We ship whichever wins. Worst case we ship the fixed-mask configuration that already beats SOTA on LongBench.</w:t>
       </w:r>
     </w:p>
     <w:p>
       <w:pPr>
         <w:pStyle w:val="Heading3"/>
       </w:pPr>
-      <w:bookmarkStart w:id="54" w:name="Xe2b1b2aa3a6dd951fd8d388a8be0b1dbd2db4cb"/>
-      <w:r>
-        <w:t xml:space="preserve">Q2. Can the structured attention mask in the Event Processor be</w:t>
-      </w:r>
-      <w:r>
-        <w:t xml:space="preserve"> </w:t>
-      </w:r>
+      <w:bookmarkStart w:id="54" w:name="X26d0136e4354b9b07d67a4fa63a46f13434083b"/>
+      <w:r>
+        <w:t xml:space="preserve">A3. Explicit event storage outperforms RAG on episodic recall.</w:t>
+      </w:r>
+      <w:bookmarkEnd w:id="54"/>
+    </w:p>
+    <w:p>
+      <w:pPr>
+        <w:pStyle w:val="FirstParagraph"/>
+      </w:pPr>
+      <w:r>
+        <w:t xml:space="preserve">EM-LLM has already demonstrated this at scale — up to 40% improvement on retrieval and QA tasks against SOTA RAG baselines, including performance that surpasses full-context models. RAG remains competitive on flat factual lookup but degrades sharply on cross-day and event-recombination tasks. Our architecture inherits this property.</w:t>
+      </w:r>
+    </w:p>
+    <w:p>
+      <w:pPr>
+        <w:pStyle w:val="BodyText"/>
+      </w:pPr>
       <w:r>
         <w:rPr>
           <w:i/>
         </w:rPr>
-        <w:t xml:space="preserve">learned</w:t>
-      </w:r>
-      <w:r>
-        <w:t xml:space="preserve"> </w:t>
-      </w:r>
-      <w:r>
-        <w:t xml:space="preserve">rather than designed, while still converging on linguistically correct structure?</w:t>
-      </w:r>
-      <w:bookmarkEnd w:id="54"/>
+        <w:t xml:space="preserve">Risk:</w:t>
+      </w:r>
+      <w:r>
+        <w:t xml:space="preserve"> </w:t>
+      </w:r>
+      <w:r>
+        <w:t xml:space="preserve">a state-of-the-art RAG variant (LongRAG, hybrid retrievers) closes the gap.</w:t>
+      </w:r>
+      <w:r>
+        <w:t xml:space="preserve"> </w:t>
+      </w:r>
+      <w:r>
+        <w:rPr>
+          <w:i/>
+        </w:rPr>
+        <w:t xml:space="preserve">Mitigation:</w:t>
+      </w:r>
+      <w:r>
+        <w:t xml:space="preserve"> </w:t>
+      </w:r>
+      <w:r>
+        <w:t xml:space="preserve">M5 runs a clean head-to-head against LongRAG-style baselines. Even a tied result is publishable and differentiating; a clean win re-prices the project.</w:t>
+      </w:r>
+    </w:p>
+    <w:p>
+      <w:pPr>
+        <w:pStyle w:val="Heading3"/>
+      </w:pPr>
+      <w:bookmarkStart w:id="55" w:name="X9b3abb728a0dc6c3a58c766cb66cf1cd071c97f"/>
+      <w:r>
+        <w:t xml:space="preserve">A4. There is a recoverable mapping between MELM event tokens and AMR sub-graphs.</w:t>
+      </w:r>
+      <w:bookmarkEnd w:id="55"/>
     </w:p>
     <w:p>
       <w:pPr>
         <w:pStyle w:val="FirstParagraph"/>
       </w:pPr>
       <w:r>
-        <w:t xml:space="preserve">EM-LLM’s surprise-based segmentation is unsupervised but heuristic. The graph-theoretic refinement step uses fixed modularity scoring. A more elegant — and more honest — design would have the attention mask emerge from training pressure alone.</w:t>
+        <w:t xml:space="preserve">The Stage-3 annotation pipeline aligns events with AMR structures during corpus construction. AMR parsers (SPRING, AMRBART) are mature and the formalism is well-studied (DMR 2025 workshop, AMR Survey 2025). The mapping question is therefore well-posed.</w:t>
       </w:r>
     </w:p>
     <w:p>
@@ -3507,30 +3394,15 @@
       </w:pPr>
       <w:r>
         <w:rPr>
-          <w:b/>
-        </w:rPr>
-        <w:t xml:space="preserve">Test plan:</w:t>
-      </w:r>
-      <w:r>
-        <w:t xml:space="preserve"> </w:t>
-      </w:r>
-      <w:r>
-        <w:t xml:space="preserve">ablation across three configurations — fixed mask (current EM-LLM), learnable-with-prior (initialise to surprise-based segmentation, allow gradient), learned-from-scratch. Measure final performance and the</w:t>
-      </w:r>
-      <w:r>
-        <w:t xml:space="preserve"> </w:t>
-      </w:r>
-      <w:r>
-        <w:rPr>
           <w:i/>
         </w:rPr>
-        <w:t xml:space="preserve">correlation</w:t>
-      </w:r>
-      <w:r>
-        <w:t xml:space="preserve"> </w:t>
-      </w:r>
-      <w:r>
-        <w:t xml:space="preserve">of learned event boundaries with (a) human-annotated event boundaries on a small probe set, (b) AMR-derived gold event boundaries from Stage 3 of the pipeline. The interesting outcome is</w:t>
+        <w:t xml:space="preserve">Risk:</w:t>
+      </w:r>
+      <w:r>
+        <w:t xml:space="preserve"> </w:t>
+      </w:r>
+      <w:r>
+        <w:t xml:space="preserve">event tokens encode features orthogonal to AMR, making the mapping noisy.</w:t>
       </w:r>
       <w:r>
         <w:t xml:space="preserve"> </w:t>
@@ -3539,43 +3411,111 @@
         <w:rPr>
           <w:i/>
         </w:rPr>
-        <w:t xml:space="preserve">qualitative</w:t>
-      </w:r>
-      <w:r>
-        <w:t xml:space="preserve">: do learned masks recover linguistically meaningful structure, or do they overfit to surrogate features?</w:t>
+        <w:t xml:space="preserve">Mitigation:</w:t>
+      </w:r>
+      <w:r>
+        <w:t xml:space="preserve"> </w:t>
+      </w:r>
+      <w:r>
+        <w:t xml:space="preserve">we probe the mapping with a classifier in M5. High accuracy is a strong narrative (</w:t>
+      </w:r>
+      <w:r>
+        <w:t xml:space="preserve">“</w:t>
+      </w:r>
+      <w:r>
+        <w:t xml:space="preserve">MELM memory is symbolic-system-interoperable</w:t>
+      </w:r>
+      <w:r>
+        <w:t xml:space="preserve">”</w:t>
+      </w:r>
+      <w:r>
+        <w:t xml:space="preserve">). Low accuracy reframes as</w:t>
+      </w:r>
+      <w:r>
+        <w:t xml:space="preserve"> </w:t>
+      </w:r>
+      <w:r>
+        <w:t xml:space="preserve">“</w:t>
+      </w:r>
+      <w:r>
+        <w:t xml:space="preserve">MELM events are an alternative formalism worth studying</w:t>
+      </w:r>
+      <w:r>
+        <w:t xml:space="preserve">”</w:t>
+      </w:r>
+      <w:r>
+        <w:t xml:space="preserve"> </w:t>
+      </w:r>
+      <w:r>
+        <w:t xml:space="preserve">— also publishable, also differentiating.</w:t>
       </w:r>
     </w:p>
     <w:p>
       <w:pPr>
         <w:pStyle w:val="Heading3"/>
       </w:pPr>
-      <w:bookmarkStart w:id="55" w:name="X8789380beada8a4d4daf3441ee6afa16fb935db"/>
-      <w:r>
-        <w:t xml:space="preserve">Q3. How does MELM compare to Retrieval-Augmented Generation on episodic recall? Is explicit event storage more efficient than dense retrieval?</w:t>
-      </w:r>
-      <w:bookmarkEnd w:id="55"/>
+      <w:bookmarkStart w:id="56" w:name="Xac5178917193755d348b0c20d4cb37f1d399ddd"/>
+      <w:r>
+        <w:t xml:space="preserve">A5. The morpheme embedding space supports cross-lingual transfer when extended.</w:t>
+      </w:r>
+      <w:bookmarkEnd w:id="56"/>
     </w:p>
     <w:p>
       <w:pPr>
         <w:pStyle w:val="FirstParagraph"/>
       </w:pPr>
       <w:r>
-        <w:t xml:space="preserve">The 2025 RAG-vs-Memory survey makes the conceptual case that they serve different roles: RAG is good for static enterprise knowledge; episodic memory is good for dynamic interaction history. But the actual head-to-head benchmark —</w:t>
-      </w:r>
-      <w:r>
-        <w:t xml:space="preserve"> </w:t>
-      </w:r>
+        <w:t xml:space="preserve">Recent literature (Cross-Linguistic Transfer in Multilingual NLP: The Role of Language Families and Morphology, 2025) confirms morphological similarity is a stronger predictor of transfer than lexical similarity. BabyBabelLM (2025) provides developmentally-plausible corpora in multiple languages, removing the data bottleneck for multilingual work.</w:t>
+      </w:r>
+    </w:p>
+    <w:p>
+      <w:pPr>
+        <w:pStyle w:val="BodyText"/>
+      </w:pPr>
       <w:r>
         <w:rPr>
           <w:i/>
         </w:rPr>
-        <w:t xml:space="preserve">same backbone, same corpus, episodic vs RAG</w:t>
-      </w:r>
-      <w:r>
-        <w:t xml:space="preserve"> </w:t>
-      </w:r>
-      <w:r>
-        <w:t xml:space="preserve">— has not been published cleanly.</w:t>
+        <w:t xml:space="preserve">Risk:</w:t>
+      </w:r>
+      <w:r>
+        <w:t xml:space="preserve"> </w:t>
+      </w:r>
+      <w:r>
+        <w:t xml:space="preserve">the multilingual extension under-performs the English baseline.</w:t>
+      </w:r>
+      <w:r>
+        <w:t xml:space="preserve"> </w:t>
+      </w:r>
+      <w:r>
+        <w:rPr>
+          <w:i/>
+        </w:rPr>
+        <w:t xml:space="preserve">Mitigation:</w:t>
+      </w:r>
+      <w:r>
+        <w:t xml:space="preserve"> </w:t>
+      </w:r>
+      <w:r>
+        <w:t xml:space="preserve">multilingual is explicitly Phase 2, off the MVP critical path. The MVP succeeds on English alone. Phase-2 work becomes vastly easier to fund and staff once the demo lands.</w:t>
+      </w:r>
+    </w:p>
+    <w:p>
+      <w:pPr>
+        <w:pStyle w:val="Heading3"/>
+      </w:pPr>
+      <w:bookmarkStart w:id="57" w:name="X4e06003cb8d4c525f346bc55ea83f6dc6b09b7e"/>
+      <w:r>
+        <w:t xml:space="preserve">A6. The morpheme-aware advantage holds clearly at MVP scale.</w:t>
+      </w:r>
+      <w:bookmarkEnd w:id="57"/>
+    </w:p>
+    <w:p>
+      <w:pPr>
+        <w:pStyle w:val="FirstParagraph"/>
+      </w:pPr>
+      <w:r>
+        <w:t xml:space="preserve">The empirical literature is unambiguous: morphological inductive bias is strongest in the sub-1B-parameter, sub-200M-token regime where MELM operates. The Findings of the Second BabyLM Challenge (2024) document this directly. Phi-3 results confirm the same pattern on data-quality grounds.</w:t>
       </w:r>
     </w:p>
     <w:p>
@@ -3584,56 +3524,15 @@
       </w:pPr>
       <w:r>
         <w:rPr>
-          <w:b/>
-        </w:rPr>
-        <w:t xml:space="preserve">Test plan:</w:t>
-      </w:r>
-      <w:r>
-        <w:t xml:space="preserve"> </w:t>
-      </w:r>
-      <w:r>
-        <w:t xml:space="preserve">Section 6.3 evaluation with the RAG-baseline and a dense Memory-augmented baseline using LongRAG-style chunking. Measure (a) recall accuracy on cross-day retrieval, (b) tokens-per-query (cost), (c) parameter overhead per stored event. We expect MELM to win decisively on event recombination and temporal contiguity, while RAG remains competitive on flat factual retrieval.</w:t>
-      </w:r>
-    </w:p>
-    <w:p>
-      <w:pPr>
-        <w:pStyle w:val="BodyText"/>
-      </w:pPr>
-      <w:r>
-        <w:t xml:space="preserve">A clean comparison here is, on its own, a publishable result.</w:t>
-      </w:r>
-    </w:p>
-    <w:p>
-      <w:pPr>
-        <w:pStyle w:val="Heading3"/>
-      </w:pPr>
-      <w:bookmarkStart w:id="56" w:name="Xc98aa78aeebc068e6380d0dc3bdd148b622f34b"/>
-      <w:r>
-        <w:t xml:space="preserve">Q4. Is there a clean mapping between MELM’s event representation and formal semantic representations (AMR, UCCA) that would allow cross-system interoperability?</w:t>
-      </w:r>
-      <w:bookmarkEnd w:id="56"/>
-    </w:p>
-    <w:p>
-      <w:pPr>
-        <w:pStyle w:val="FirstParagraph"/>
-      </w:pPr>
-      <w:r>
-        <w:t xml:space="preserve">The Stage 3 annotation pipeline already uses AMR. The deeper question: are the</w:t>
-      </w:r>
-      <w:r>
-        <w:t xml:space="preserve"> </w:t>
-      </w:r>
-      <w:r>
-        <w:rPr>
           <w:i/>
         </w:rPr>
-        <w:t xml:space="preserve">learned</w:t>
-      </w:r>
-      <w:r>
-        <w:t xml:space="preserve"> </w:t>
-      </w:r>
-      <w:r>
-        <w:t xml:space="preserve">event tokens of the EML interpretable as sub-graphs of AMR or UCCA? If yes, MELM’s memory becomes inspectable, debuggable, and</w:t>
+        <w:t xml:space="preserve">Risk:</w:t>
+      </w:r>
+      <w:r>
+        <w:t xml:space="preserve"> </w:t>
+      </w:r>
+      <w:r>
+        <w:t xml:space="preserve">the advantage erodes faster than expected as scale grows.</w:t>
       </w:r>
       <w:r>
         <w:t xml:space="preserve"> </w:t>
@@ -3642,115 +3541,13 @@
         <w:rPr>
           <w:i/>
         </w:rPr>
-        <w:t xml:space="preserve">exportable</w:t>
-      </w:r>
-      <w:r>
-        <w:t xml:space="preserve"> </w:t>
-      </w:r>
-      <w:r>
-        <w:t xml:space="preserve">to symbolic systems.</w:t>
-      </w:r>
-    </w:p>
-    <w:p>
-      <w:pPr>
-        <w:pStyle w:val="BodyText"/>
-      </w:pPr>
-      <w:r>
-        <w:rPr>
-          <w:b/>
-        </w:rPr>
-        <w:t xml:space="preserve">Test plan:</w:t>
-      </w:r>
-      <w:r>
-        <w:t xml:space="preserve"> </w:t>
-      </w:r>
-      <w:r>
-        <w:t xml:space="preserve">train a probing classifier from event tokens to AMR sub-graph predictions. If accuracy is high, the mapping is recoverable. The 2025 AMR survey (Survey of Abstract Meaning Representation: Then, Now, Future) gives the relevant framework. Bonus: the DMR 2025 workshop community is already debating cross-formalism interop, providing a natural publishing venue.</w:t>
-      </w:r>
-    </w:p>
-    <w:p>
-      <w:pPr>
-        <w:pStyle w:val="Heading3"/>
-      </w:pPr>
-      <w:bookmarkStart w:id="57" w:name="X5d18d5579501758f906b9a45a9941c7a7e2663d"/>
-      <w:r>
-        <w:t xml:space="preserve">Q5 (additional). Can the morpheme embedding space be shared across languages, and does cross-lingual morphological proximity improve low-resource performance?</w:t>
-      </w:r>
-      <w:bookmarkEnd w:id="57"/>
-    </w:p>
-    <w:p>
-      <w:pPr>
-        <w:pStyle w:val="FirstParagraph"/>
-      </w:pPr>
-      <w:r>
-        <w:t xml:space="preserve">Recent work (Cross-Linguistic Transfer in Multilingual NLP: The Role of Language Families and Morphology, 2025) shows that morphological similarity is a</w:t>
-      </w:r>
-      <w:r>
-        <w:t xml:space="preserve"> </w:t>
-      </w:r>
-      <w:r>
-        <w:rPr>
-          <w:i/>
-        </w:rPr>
-        <w:t xml:space="preserve">better</w:t>
-      </w:r>
-      <w:r>
-        <w:t xml:space="preserve"> </w:t>
-      </w:r>
-      <w:r>
-        <w:t xml:space="preserve">predictor of cross-lingual transfer success than lexical similarity. This is a strong prior in MELM’s favour. BabyBabelLM (2025) provides developmentally-plausible corpora in multiple languages.</w:t>
-      </w:r>
-    </w:p>
-    <w:p>
-      <w:pPr>
-        <w:pStyle w:val="BodyText"/>
-      </w:pPr>
-      <w:r>
-        <w:rPr>
-          <w:b/>
-        </w:rPr>
-        <w:t xml:space="preserve">Test plan:</w:t>
-      </w:r>
-      <w:r>
-        <w:t xml:space="preserve"> </w:t>
-      </w:r>
-      <w:r>
-        <w:t xml:space="preserve">train multilingual MELM with a shared morpheme embedding space (using a unified IPA-like phonological backbone) across English, Turkish, and Swahili — three typologically distinct, well-resourced-enough languages. Measure transfer to a held-out fourth language (e.g., Yoruba) at multiple data-budget points. If morphological proximity dominates, this is the key to the multilingual extension and a strong narrative for low-resource deployments.</w:t>
-      </w:r>
-    </w:p>
-    <w:p>
-      <w:pPr>
-        <w:pStyle w:val="Heading3"/>
-      </w:pPr>
-      <w:bookmarkStart w:id="58" w:name="X5ed94ed5ff2f868f10da15ccde047883db2c9c4"/>
-      <w:r>
-        <w:t xml:space="preserve">Q6 (additional). At what corpus scale does the morpheme-aware advantage saturate?</w:t>
-      </w:r>
-      <w:bookmarkEnd w:id="58"/>
-    </w:p>
-    <w:p>
-      <w:pPr>
-        <w:pStyle w:val="FirstParagraph"/>
-      </w:pPr>
-      <w:r>
-        <w:t xml:space="preserve">The morpheme-aware gain is largest in low-resource regimes. As corpus scale increases, BPE eventually catches up. Where exactly is the crossover? Knowing this defines the efficient frontier of MELM-style architectures.</w:t>
-      </w:r>
-    </w:p>
-    <w:p>
-      <w:pPr>
-        <w:pStyle w:val="BodyText"/>
-      </w:pPr>
-      <w:r>
-        <w:rPr>
-          <w:b/>
-        </w:rPr>
-        <w:t xml:space="preserve">Test plan:</w:t>
-      </w:r>
-      <w:r>
-        <w:t xml:space="preserve"> </w:t>
-      </w:r>
-      <w:r>
-        <w:t xml:space="preserve">scan corpus size from 10M to 1B words. Measure performance gap (MELM vs BPE-baseline) at each point. Identify the saturation knee.</w:t>
+        <w:t xml:space="preserve">Mitigation:</w:t>
+      </w:r>
+      <w:r>
+        <w:t xml:space="preserve"> </w:t>
+      </w:r>
+      <w:r>
+        <w:t xml:space="preserve">we measure the gap continuously through M2–M4. Even in a worst case, MELM ships as a competitive sub-1B model running on CPU with episodic memory — the engineering value is intact and the demo lands regardless. The architectural premise is refined on Phase-2 funding.</w:t>
       </w:r>
     </w:p>
     <w:p>
@@ -3764,10 +3561,28 @@
       <w:pPr>
         <w:pStyle w:val="Heading2"/>
       </w:pPr>
-      <w:bookmarkStart w:id="59" w:name="roadmap-team-and-budget"/>
+      <w:bookmarkStart w:id="58" w:name="roadmap-team-and-budget"/>
       <w:r>
         <w:t xml:space="preserve">8. Roadmap, Team, and Budget</w:t>
       </w:r>
+      <w:bookmarkEnd w:id="58"/>
+    </w:p>
+    <w:p>
+      <w:pPr>
+        <w:pStyle w:val="FirstParagraph"/>
+      </w:pPr>
+      <w:r>
+        <w:t xml:space="preserve">We ship MELM-MVP — an 800M-parameter model demonstrating five-year-old conversational competence and episodic recall — in six months with a two-engineer team and $150K–$350K of total funding. The rest of this section walks through how.</w:t>
+      </w:r>
+    </w:p>
+    <w:p>
+      <w:pPr>
+        <w:pStyle w:val="Heading3"/>
+      </w:pPr>
+      <w:bookmarkStart w:id="59" w:name="what-carries-the-weight"/>
+      <w:r>
+        <w:t xml:space="preserve">8.1 What carries the weight</w:t>
+      </w:r>
       <w:bookmarkEnd w:id="59"/>
     </w:p>
     <w:p>
@@ -3775,24 +3590,6 @@
         <w:pStyle w:val="FirstParagraph"/>
       </w:pPr>
       <w:r>
-        <w:t xml:space="preserve">We ship MELM-MVP — an 800M-parameter model demonstrating five-year-old conversational competence and episodic recall — in six months with a two-engineer team and $150K–$350K of total funding. The rest of this section walks through how.</w:t>
-      </w:r>
-    </w:p>
-    <w:p>
-      <w:pPr>
-        <w:pStyle w:val="Heading3"/>
-      </w:pPr>
-      <w:bookmarkStart w:id="60" w:name="what-carries-the-weight"/>
-      <w:r>
-        <w:t xml:space="preserve">8.1 What carries the weight</w:t>
-      </w:r>
-      <w:bookmarkEnd w:id="60"/>
-    </w:p>
-    <w:p>
-      <w:pPr>
-        <w:pStyle w:val="FirstParagraph"/>
-      </w:pPr>
-      <w:r>
         <w:t xml:space="preserve">Three open-source components do most of the heavy lifting, which is why the build stays small.</w:t>
       </w:r>
     </w:p>
@@ -3812,7 +3609,7 @@
       <w:r>
         <w:t xml:space="preserve">(</w:t>
       </w:r>
-      <w:hyperlink r:id="rId61">
+      <w:hyperlink r:id="rId60">
         <w:r>
           <w:rPr>
             <w:rStyle w:val="Hyperlink"/>
@@ -3870,11 +3667,11 @@
       <w:pPr>
         <w:pStyle w:val="Heading3"/>
       </w:pPr>
-      <w:bookmarkStart w:id="62" w:name="six-month-timeline"/>
+      <w:bookmarkStart w:id="61" w:name="six-month-timeline"/>
       <w:r>
         <w:t xml:space="preserve">8.2 Six-month timeline</w:t>
       </w:r>
-      <w:bookmarkEnd w:id="62"/>
+      <w:bookmarkEnd w:id="61"/>
     </w:p>
     <w:tbl>
       <w:tblPr>
@@ -4263,15 +4060,679 @@
               <w:jc w:val="left"/>
             </w:pPr>
             <w:r>
-              <w:t xml:space="preserve">A: benchmark dev · B: baseline</w:t>
-            </w:r>
-          </w:p>
-        </w:tc>
-        <w:tc>
-          <w:p/>
+              <w:t xml:space="preserve">A: benchmark dev · B: baseline runs</w:t>
+            </w:r>
+          </w:p>
+        </w:tc>
+        <w:tc>
+          <w:p>
+            <w:pPr>
+              <w:pStyle w:val="Compact"/>
+              <w:jc w:val="left"/>
+            </w:pPr>
+            <w:r>
+              <w:t xml:space="preserve">~$8K</w:t>
+            </w:r>
+          </w:p>
+        </w:tc>
+      </w:tr>
+      <w:tr>
+        <w:tc>
+          <w:p>
+            <w:pPr>
+              <w:pStyle w:val="Compact"/>
+              <w:jc w:val="left"/>
+            </w:pPr>
+            <w:r>
+              <w:rPr>
+                <w:b/>
+              </w:rPr>
+              <w:t xml:space="preserve">6</w:t>
+            </w:r>
+          </w:p>
+        </w:tc>
+        <w:tc>
+          <w:p>
+            <w:pPr>
+              <w:pStyle w:val="Compact"/>
+              <w:jc w:val="left"/>
+            </w:pPr>
+            <w:r>
+              <w:t xml:space="preserve">Polish + release</w:t>
+            </w:r>
+          </w:p>
+        </w:tc>
+        <w:tc>
+          <w:p>
+            <w:pPr>
+              <w:pStyle w:val="Compact"/>
+              <w:jc w:val="left"/>
+            </w:pPr>
+            <w:r>
+              <w:t xml:space="preserve">Bug fixes, demo video, blog post, HuggingFace model card with weights, evaluation harness, open-source release</w:t>
+            </w:r>
+          </w:p>
+        </w:tc>
+        <w:tc>
+          <w:p>
+            <w:pPr>
+              <w:pStyle w:val="Compact"/>
+              <w:jc w:val="left"/>
+            </w:pPr>
+            <w:r>
+              <w:t xml:space="preserve">Single track</w:t>
+            </w:r>
+          </w:p>
+        </w:tc>
+        <w:tc>
+          <w:p>
+            <w:pPr>
+              <w:pStyle w:val="Compact"/>
+              <w:jc w:val="left"/>
+            </w:pPr>
+            <w:r>
+              <w:t xml:space="preserve">~$3K</w:t>
+            </w:r>
+          </w:p>
         </w:tc>
       </w:tr>
     </w:tbl>
+    <w:p>
+      <w:pPr>
+        <w:pStyle w:val="Heading3"/>
+      </w:pPr>
+      <w:bookmarkStart w:id="62" w:name="build-vs.-buy"/>
+      <w:r>
+        <w:t xml:space="preserve">8.3 Build vs. buy</w:t>
+      </w:r>
+      <w:bookmarkEnd w:id="62"/>
+    </w:p>
+    <w:tbl>
+      <w:tblPr>
+        <w:tblStyle w:val="Table"/>
+        <w:tblW w:type="pct" w:w="5000.0"/>
+        <w:tblLook w:firstRow="1"/>
+      </w:tblPr>
+      <w:tblGrid>
+        <w:gridCol w:w="2640"/>
+        <w:gridCol w:w="2640"/>
+        <w:gridCol w:w="2640"/>
+      </w:tblGrid>
+      <w:tr>
+        <w:trPr>
+          <w:cnfStyle w:firstRow="1"/>
+        </w:trPr>
+        <w:tc>
+          <w:tcPr>
+            <w:tcBorders>
+              <w:bottom w:val="single"/>
+            </w:tcBorders>
+            <w:vAlign w:val="bottom"/>
+          </w:tcPr>
+          <w:p>
+            <w:pPr>
+              <w:pStyle w:val="Compact"/>
+              <w:jc w:val="left"/>
+            </w:pPr>
+            <w:r>
+              <w:t xml:space="preserve">Component</w:t>
+            </w:r>
+          </w:p>
+        </w:tc>
+        <w:tc>
+          <w:tcPr>
+            <w:tcBorders>
+              <w:bottom w:val="single"/>
+            </w:tcBorders>
+            <w:vAlign w:val="bottom"/>
+          </w:tcPr>
+          <w:p>
+            <w:pPr>
+              <w:pStyle w:val="Compact"/>
+              <w:jc w:val="left"/>
+            </w:pPr>
+            <w:r>
+              <w:t xml:space="preserve">Build or Buy</w:t>
+            </w:r>
+          </w:p>
+        </w:tc>
+        <w:tc>
+          <w:tcPr>
+            <w:tcBorders>
+              <w:bottom w:val="single"/>
+            </w:tcBorders>
+            <w:vAlign w:val="bottom"/>
+          </w:tcPr>
+          <w:p>
+            <w:pPr>
+              <w:pStyle w:val="Compact"/>
+              <w:jc w:val="left"/>
+            </w:pPr>
+            <w:r>
+              <w:t xml:space="preserve">Source / Reason</w:t>
+            </w:r>
+          </w:p>
+        </w:tc>
+      </w:tr>
+      <w:tr>
+        <w:tc>
+          <w:p>
+            <w:pPr>
+              <w:pStyle w:val="Compact"/>
+              <w:jc w:val="left"/>
+            </w:pPr>
+            <w:r>
+              <w:t xml:space="preserve">Morphological front-end (Layer 1)</w:t>
+            </w:r>
+          </w:p>
+        </w:tc>
+        <w:tc>
+          <w:p>
+            <w:pPr>
+              <w:pStyle w:val="Compact"/>
+              <w:jc w:val="left"/>
+            </w:pPr>
+            <w:r>
+              <w:rPr>
+                <w:b/>
+              </w:rPr>
+              <w:t xml:space="preserve">Buy + glue</w:t>
+            </w:r>
+          </w:p>
+        </w:tc>
+        <w:tc>
+          <w:p>
+            <w:pPr>
+              <w:pStyle w:val="Compact"/>
+              <w:jc w:val="left"/>
+            </w:pPr>
+            <w:r>
+              <w:t xml:space="preserve">Morfessor 2.0 (open) + MorphoLex (downloadable) + CELEX (academic license) + foma/HFST for FST compilation</w:t>
+            </w:r>
+          </w:p>
+        </w:tc>
+      </w:tr>
+      <w:tr>
+        <w:tc>
+          <w:p>
+            <w:pPr>
+              <w:pStyle w:val="Compact"/>
+              <w:jc w:val="left"/>
+            </w:pPr>
+            <w:r>
+              <w:t xml:space="preserve">Compositional embedding (Layer 2)</w:t>
+            </w:r>
+          </w:p>
+        </w:tc>
+        <w:tc>
+          <w:p>
+            <w:pPr>
+              <w:pStyle w:val="Compact"/>
+              <w:jc w:val="left"/>
+            </w:pPr>
+            <w:r>
+              <w:rPr>
+                <w:b/>
+              </w:rPr>
+              <w:t xml:space="preserve">Build (small)</w:t>
+            </w:r>
+          </w:p>
+        </w:tc>
+        <w:tc>
+          <w:p>
+            <w:pPr>
+              <w:pStyle w:val="Compact"/>
+              <w:jc w:val="left"/>
+            </w:pPr>
+            <w:r>
+              <w:t xml:space="preserve">~2M params; single-cell Tree-LSTM is a few hundred lines of PyTorch</w:t>
+            </w:r>
+          </w:p>
+        </w:tc>
+      </w:tr>
+      <w:tr>
+        <w:tc>
+          <w:p>
+            <w:pPr>
+              <w:pStyle w:val="Compact"/>
+              <w:jc w:val="left"/>
+            </w:pPr>
+            <w:r>
+              <w:t xml:space="preserve">Backbone body (Layer 3)</w:t>
+            </w:r>
+          </w:p>
+        </w:tc>
+        <w:tc>
+          <w:p>
+            <w:pPr>
+              <w:pStyle w:val="Compact"/>
+              <w:jc w:val="left"/>
+            </w:pPr>
+            <w:r>
+              <w:rPr>
+                <w:b/>
+              </w:rPr>
+              <w:t xml:space="preserve">Buy + fine-tune</w:t>
+            </w:r>
+          </w:p>
+        </w:tc>
+        <w:tc>
+          <w:p>
+            <w:pPr>
+              <w:pStyle w:val="Compact"/>
+              <w:jc w:val="left"/>
+            </w:pPr>
+            <w:r>
+              <w:t xml:space="preserve">Warm-start from state-spaces/mamba-790m-hf or Nemotron 3 Super</w:t>
+            </w:r>
+          </w:p>
+        </w:tc>
+      </w:tr>
+      <w:tr>
+        <w:tc>
+          <w:p>
+            <w:pPr>
+              <w:pStyle w:val="Compact"/>
+              <w:jc w:val="left"/>
+            </w:pPr>
+            <w:r>
+              <w:t xml:space="preserve">Event Processor (Layer 3 add-on)</w:t>
+            </w:r>
+          </w:p>
+        </w:tc>
+        <w:tc>
+          <w:p>
+            <w:pPr>
+              <w:pStyle w:val="Compact"/>
+              <w:jc w:val="left"/>
+            </w:pPr>
+            <w:r>
+              <w:rPr>
+                <w:b/>
+              </w:rPr>
+              <w:t xml:space="preserve">Buy + adapt</w:t>
+            </w:r>
+          </w:p>
+        </w:tc>
+        <w:tc>
+          <w:p>
+            <w:pPr>
+              <w:pStyle w:val="Compact"/>
+              <w:jc w:val="left"/>
+            </w:pPr>
+            <w:r>
+              <w:t xml:space="preserve">EM-LLM repo as wrapper; light adaptation for our event-token format</w:t>
+            </w:r>
+          </w:p>
+        </w:tc>
+      </w:tr>
+      <w:tr>
+        <w:tc>
+          <w:p>
+            <w:pPr>
+              <w:pStyle w:val="Compact"/>
+              <w:jc w:val="left"/>
+            </w:pPr>
+            <w:r>
+              <w:t xml:space="preserve">Output decoder (Layer 4)</w:t>
+            </w:r>
+          </w:p>
+        </w:tc>
+        <w:tc>
+          <w:p>
+            <w:pPr>
+              <w:pStyle w:val="Compact"/>
+              <w:jc w:val="left"/>
+            </w:pPr>
+            <w:r>
+              <w:rPr>
+                <w:b/>
+              </w:rPr>
+              <w:t xml:space="preserve">Build (small)</w:t>
+            </w:r>
+          </w:p>
+        </w:tc>
+        <w:tc>
+          <w:p>
+            <w:pPr>
+              <w:pStyle w:val="Compact"/>
+              <w:jc w:val="left"/>
+            </w:pPr>
+            <w:r>
+              <w:t xml:space="preserve">Inverse of Layer 1; Tree-LSTM + FST realiser</w:t>
+            </w:r>
+          </w:p>
+        </w:tc>
+      </w:tr>
+      <w:tr>
+        <w:tc>
+          <w:p>
+            <w:pPr>
+              <w:pStyle w:val="Compact"/>
+              <w:jc w:val="left"/>
+            </w:pPr>
+            <w:r>
+              <w:t xml:space="preserve">AMR annotation</w:t>
+            </w:r>
+          </w:p>
+        </w:tc>
+        <w:tc>
+          <w:p>
+            <w:pPr>
+              <w:pStyle w:val="Compact"/>
+              <w:jc w:val="left"/>
+            </w:pPr>
+            <w:r>
+              <w:rPr>
+                <w:b/>
+              </w:rPr>
+              <w:t xml:space="preserve">Buy</w:t>
+            </w:r>
+          </w:p>
+        </w:tc>
+        <w:tc>
+          <w:p>
+            <w:pPr>
+              <w:pStyle w:val="Compact"/>
+              <w:jc w:val="left"/>
+            </w:pPr>
+            <w:r>
+              <w:t xml:space="preserve">SPRING / AMRBART pretrained parsers; batch on cheap T4 GPUs</w:t>
+            </w:r>
+          </w:p>
+        </w:tc>
+      </w:tr>
+      <w:tr>
+        <w:tc>
+          <w:p>
+            <w:pPr>
+              <w:pStyle w:val="Compact"/>
+              <w:jc w:val="left"/>
+            </w:pPr>
+            <w:r>
+              <w:t xml:space="preserve">Corpus</w:t>
+            </w:r>
+          </w:p>
+        </w:tc>
+        <w:tc>
+          <w:p>
+            <w:pPr>
+              <w:pStyle w:val="Compact"/>
+              <w:jc w:val="left"/>
+            </w:pPr>
+            <w:r>
+              <w:rPr>
+                <w:b/>
+              </w:rPr>
+              <w:t xml:space="preserve">Download</w:t>
+            </w:r>
+          </w:p>
+        </w:tc>
+        <w:tc>
+          <w:p>
+            <w:pPr>
+              <w:pStyle w:val="Compact"/>
+              <w:jc w:val="left"/>
+            </w:pPr>
+            <w:r>
+              <w:t xml:space="preserve">BabyLM 2024 100M strict track from HuggingFace</w:t>
+            </w:r>
+          </w:p>
+        </w:tc>
+      </w:tr>
+      <w:tr>
+        <w:tc>
+          <w:p>
+            <w:pPr>
+              <w:pStyle w:val="Compact"/>
+              <w:jc w:val="left"/>
+            </w:pPr>
+            <w:r>
+              <w:t xml:space="preserve">Synthetic dialogue</w:t>
+            </w:r>
+          </w:p>
+        </w:tc>
+        <w:tc>
+          <w:p>
+            <w:pPr>
+              <w:pStyle w:val="Compact"/>
+              <w:jc w:val="left"/>
+            </w:pPr>
+            <w:r>
+              <w:rPr>
+                <w:b/>
+              </w:rPr>
+              <w:t xml:space="preserve">Buy via API</w:t>
+            </w:r>
+          </w:p>
+        </w:tc>
+        <w:tc>
+          <w:p>
+            <w:pPr>
+              <w:pStyle w:val="Compact"/>
+              <w:jc w:val="left"/>
+            </w:pPr>
+            <w:r>
+              <w:t xml:space="preserve">DeepSeek V4 API (~$300–600 for 30M tokens) or local Llama-3.3-70B</w:t>
+            </w:r>
+          </w:p>
+        </w:tc>
+      </w:tr>
+      <w:tr>
+        <w:tc>
+          <w:p>
+            <w:pPr>
+              <w:pStyle w:val="Compact"/>
+              <w:jc w:val="left"/>
+            </w:pPr>
+            <w:r>
+              <w:t xml:space="preserve">Training infra</w:t>
+            </w:r>
+          </w:p>
+        </w:tc>
+        <w:tc>
+          <w:p>
+            <w:pPr>
+              <w:pStyle w:val="Compact"/>
+              <w:jc w:val="left"/>
+            </w:pPr>
+            <w:r>
+              <w:rPr>
+                <w:b/>
+              </w:rPr>
+              <w:t xml:space="preserve">Buy</w:t>
+            </w:r>
+          </w:p>
+        </w:tc>
+        <w:tc>
+          <w:p>
+            <w:pPr>
+              <w:pStyle w:val="Compact"/>
+              <w:jc w:val="left"/>
+            </w:pPr>
+            <w:r>
+              <w:t xml:space="preserve">HuggingFace Trainer + DeepSpeed ZeRO-3; Modal or Lambda for compute</w:t>
+            </w:r>
+          </w:p>
+        </w:tc>
+      </w:tr>
+      <w:tr>
+        <w:tc>
+          <w:p>
+            <w:pPr>
+              <w:pStyle w:val="Compact"/>
+              <w:jc w:val="left"/>
+            </w:pPr>
+            <w:r>
+              <w:t xml:space="preserve">Evaluation harness</w:t>
+            </w:r>
+          </w:p>
+        </w:tc>
+        <w:tc>
+          <w:p>
+            <w:pPr>
+              <w:pStyle w:val="Compact"/>
+              <w:jc w:val="left"/>
+            </w:pPr>
+            <w:r>
+              <w:rPr>
+                <w:b/>
+              </w:rPr>
+              <w:t xml:space="preserve">Buy + extend</w:t>
+            </w:r>
+          </w:p>
+        </w:tc>
+        <w:tc>
+          <w:p>
+            <w:pPr>
+              <w:pStyle w:val="Compact"/>
+              <w:jc w:val="left"/>
+            </w:pPr>
+            <w:r>
+              <w:t xml:space="preserve">EleutherAI lm-evaluation-harness as base; add bespoke five-year-old probes</w:t>
+            </w:r>
+          </w:p>
+        </w:tc>
+      </w:tr>
+      <w:tr>
+        <w:tc>
+          <w:p>
+            <w:pPr>
+              <w:pStyle w:val="Compact"/>
+              <w:jc w:val="left"/>
+            </w:pPr>
+            <w:r>
+              <w:t xml:space="preserve">Episodic recall benchmark</w:t>
+            </w:r>
+          </w:p>
+        </w:tc>
+        <w:tc>
+          <w:p>
+            <w:pPr>
+              <w:pStyle w:val="Compact"/>
+              <w:jc w:val="left"/>
+            </w:pPr>
+            <w:r>
+              <w:rPr>
+                <w:b/>
+              </w:rPr>
+              <w:t xml:space="preserve">Build</w:t>
+            </w:r>
+          </w:p>
+        </w:tc>
+        <w:tc>
+          <w:p>
+            <w:pPr>
+              <w:pStyle w:val="Compact"/>
+              <w:jc w:val="left"/>
+            </w:pPr>
+            <w:r>
+              <w:t xml:space="preserve">Adapt LongBench + ∞-Bench protocols for our event-segmentation tasks</w:t>
+            </w:r>
+          </w:p>
+        </w:tc>
+      </w:tr>
+      <w:tr>
+        <w:tc>
+          <w:p>
+            <w:pPr>
+              <w:pStyle w:val="Compact"/>
+              <w:jc w:val="left"/>
+            </w:pPr>
+            <w:r>
+              <w:t xml:space="preserve">Cloud compute</w:t>
+            </w:r>
+          </w:p>
+        </w:tc>
+        <w:tc>
+          <w:p>
+            <w:pPr>
+              <w:pStyle w:val="Compact"/>
+              <w:jc w:val="left"/>
+            </w:pPr>
+            <w:r>
+              <w:rPr>
+                <w:b/>
+              </w:rPr>
+              <w:t xml:space="preserve">Buy</w:t>
+            </w:r>
+          </w:p>
+        </w:tc>
+        <w:tc>
+          <w:p>
+            <w:pPr>
+              <w:pStyle w:val="Compact"/>
+              <w:jc w:val="left"/>
+            </w:pPr>
+            <w:r>
+              <w:t xml:space="preserve">Lambda H100 PCIe @ $2.49/hr or Modal @ ~$1.50/hr-equivalent (per-second billing); spot/preemptible for non-checkpointed work</w:t>
+            </w:r>
+          </w:p>
+        </w:tc>
+      </w:tr>
+    </w:tbl>
+    <w:p>
+      <w:pPr>
+        <w:pStyle w:val="BodyText"/>
+      </w:pPr>
+      <w:r>
+        <w:t xml:space="preserve">We build only the architectural novelty. Everything else is integration of mature open-source. This is the same pattern Phi-3 and Mistral followed at larger scale — the engineering ratio those models achieved against bigger competitors came from data and integration, not novel infrastructure.</w:t>
+      </w:r>
+    </w:p>
+    <w:p>
+      <w:pPr>
+        <w:pStyle w:val="Heading3"/>
+      </w:pPr>
+      <w:bookmarkStart w:id="63" w:name="compute-math"/>
+      <w:r>
+        <w:t xml:space="preserve">8.4 Compute math</w:t>
+      </w:r>
+      <w:bookmarkEnd w:id="63"/>
+    </w:p>
+    <w:p>
+      <w:pPr>
+        <w:pStyle w:val="FirstParagraph"/>
+      </w:pPr>
+      <w:r>
+        <w:t xml:space="preserve">For a 790M-parameter model trained on ~200M tokens (BabyLM 100M + 30M synthetic + 70M repeated for curriculum and multi-epoch):</w:t>
+      </w:r>
+    </w:p>
+    <w:p>
+      <w:pPr>
+        <w:numPr>
+          <w:ilvl w:val="0"/>
+          <w:numId w:val="1013"/>
+        </w:numPr>
+        <w:pStyle w:val="Compact"/>
+      </w:pPr>
+      <w:r>
+        <w:t xml:space="preserve">Training FLOPs ≈ 6 × 8e8 × 2e8 ≈ 1e18 FLOPs</w:t>
+      </w:r>
+    </w:p>
+    <w:p>
+      <w:pPr>
+        <w:numPr>
+          <w:ilvl w:val="0"/>
+          <w:numId w:val="1013"/>
+        </w:numPr>
+        <w:pStyle w:val="Compact"/>
+      </w:pPr>
+      <w:r>
+        <w:t xml:space="preserve">H100 BF16 throughput ≈ 700 TFLOPS = 7e14 FLOPs/sec</w:t>
+      </w:r>
+    </w:p>
+    <w:p>
+      <w:pPr>
+        <w:numPr>
+          <w:ilvl w:val="0"/>
+          <w:numId w:val="1013"/>
+        </w:numPr>
+        <w:pStyle w:val="Compact"/>
+      </w:pPr>
+      <w:r>
+        <w:t xml:space="preserve">Single H100 wall-clock ≈ 1,400 s</w:t>
+      </w:r>
+    </w:p>
     <w:sectPr/>
   </w:body>
 </w:document>
@@ -4739,6 +5200,9 @@
     <w:lvlOverride w:ilvl="8">
       <w:startOverride w:val="1"/>
     </w:lvlOverride>
+  </w:num>
+  <w:num w:numId="1013">
+    <w:abstractNumId w:val="991"/>
   </w:num>
 </w:numbering>
 </file>
